--- a/DOCS_DA_CONVERTIRE/carracci_fr.docx
+++ b/DOCS_DA_CONVERTIRE/carracci_fr.docx
@@ -420,11 +420,10 @@
         <w:rPr>
           <w:noProof/>
         </w:rPr>
-        <w:lastRenderedPageBreak/>
         <w:drawing>
-          <wp:inline distT="0" distB="0" distL="0" distR="0" wp14:anchorId="1B5712F9" wp14:editId="767FA5C2">
-            <wp:extent cx="3329940" cy="7400110"/>
-            <wp:effectExtent l="0" t="0" r="3810" b="0"/>
+          <wp:inline distT="0" distB="0" distL="0" distR="0" wp14:anchorId="1B5712F9" wp14:editId="79241D1B">
+            <wp:extent cx="2369820" cy="5266440"/>
+            <wp:effectExtent l="0" t="0" r="0" b="0"/>
             <wp:docPr id="1572693688" name="Immagine 1"/>
             <wp:cNvGraphicFramePr>
               <a:graphicFrameLocks xmlns:a="http://schemas.openxmlformats.org/drawingml/2006/main" noChangeAspect="1"/>
@@ -445,7 +444,7 @@
                   <pic:spPr>
                     <a:xfrm>
                       <a:off x="0" y="0"/>
-                      <a:ext cx="3333233" cy="7407428"/>
+                      <a:ext cx="2379927" cy="5288902"/>
                     </a:xfrm>
                     <a:prstGeom prst="rect">
                       <a:avLst/>
@@ -486,6 +485,7 @@
         <w:spacing w:after="225"/>
       </w:pPr>
       <w:r>
+        <w:lastRenderedPageBreak/>
         <w:tab/>
       </w:r>
     </w:p>
@@ -496,7 +496,6 @@
       </w:pPr>
       <w:proofErr w:type="spellStart"/>
       <w:r>
-        <w:lastRenderedPageBreak/>
         <w:t>Précisions</w:t>
       </w:r>
       <w:proofErr w:type="spellEnd"/>
@@ -1834,6 +1833,7 @@
         <w:spacing w:before="0"/>
       </w:pPr>
       <w:r>
+        <w:lastRenderedPageBreak/>
         <w:t xml:space="preserve">Sources </w:t>
       </w:r>
       <w:proofErr w:type="spellStart"/>
@@ -1907,7 +1907,6 @@
             </w:pPr>
             <w:proofErr w:type="spellStart"/>
             <w:r>
-              <w:lastRenderedPageBreak/>
               <w:t>Catégorie</w:t>
             </w:r>
             <w:proofErr w:type="spellEnd"/>

--- a/DOCS_DA_CONVERTIRE/carracci_fr.docx
+++ b/DOCS_DA_CONVERTIRE/carracci_fr.docx
@@ -3,101 +3,2668 @@
 <w:document xmlns:wpc="http://schemas.microsoft.com/office/word/2010/wordprocessingCanvas" xmlns:cx="http://schemas.microsoft.com/office/drawing/2014/chartex" xmlns:cx1="http://schemas.microsoft.com/office/drawing/2015/9/8/chartex" xmlns:cx2="http://schemas.microsoft.com/office/drawing/2015/10/21/chartex" xmlns:cx3="http://schemas.microsoft.com/office/drawing/2016/5/9/chartex" xmlns:cx4="http://schemas.microsoft.com/office/drawing/2016/5/10/chartex" xmlns:cx5="http://schemas.microsoft.com/office/drawing/2016/5/11/chartex" xmlns:cx6="http://schemas.microsoft.com/office/drawing/2016/5/12/chartex" xmlns:cx7="http://schemas.microsoft.com/office/drawing/2016/5/13/chartex" xmlns:cx8="http://schemas.microsoft.com/office/drawing/2016/5/14/chartex" xmlns:mc="http://schemas.openxmlformats.org/markup-compatibility/2006" xmlns:aink="http://schemas.microsoft.com/office/drawing/2016/ink" xmlns:am3d="http://schemas.microsoft.com/office/drawing/2017/model3d" xmlns:o="urn:schemas-microsoft-com:office:office" xmlns:oel="http://schemas.microsoft.com/office/2019/extlst" xmlns:r="http://schemas.openxmlformats.org/officeDocument/2006/relationships" xmlns:m="http://schemas.openxmlformats.org/officeDocument/2006/math" xmlns:v="urn:schemas-microsoft-com:vml" xmlns:wp14="http://schemas.microsoft.com/office/word/2010/wordprocessingDrawing" xmlns:wp="http://schemas.openxmlformats.org/drawingml/2006/wordprocessingDrawing" xmlns:w10="urn:schemas-microsoft-com:office:word" xmlns:w="http://schemas.openxmlformats.org/wordprocessingml/2006/main" xmlns:w14="http://schemas.microsoft.com/office/word/2010/wordml" xmlns:w15="http://schemas.microsoft.com/office/word/2012/wordml" xmlns:w16cex="http://schemas.microsoft.com/office/word/2018/wordml/cex" xmlns:w16cid="http://schemas.microsoft.com/office/word/2016/wordml/cid" xmlns:w16="http://schemas.microsoft.com/office/word/2018/wordml" xmlns:w16du="http://schemas.microsoft.com/office/word/2023/wordml/word16du" xmlns:w16sdtdh="http://schemas.microsoft.com/office/word/2020/wordml/sdtdatahash" xmlns:w16sdtfl="http://schemas.microsoft.com/office/word/2024/wordml/sdtformatlock" xmlns:w16se="http://schemas.microsoft.com/office/word/2015/wordml/symex" xmlns:wpg="http://schemas.microsoft.com/office/word/2010/wordprocessingGroup" xmlns:wpi="http://schemas.microsoft.com/office/word/2010/wordprocessingInk" xmlns:wne="http://schemas.microsoft.com/office/word/2006/wordml" xmlns:wps="http://schemas.microsoft.com/office/word/2010/wordprocessingShape" mc:Ignorable="w14 w15 w16se w16cid w16 w16cex w16sdtdh w16sdtfl w16du wp14">
   <w:body>
     <w:p>
-      <w:r xmlns:w="http://schemas.openxmlformats.org/wordprocessingml/2006/main">
-        <w:t xml:space="preserve">Les résultats de la recherche indiquent que l'adresse </w:t>
-      </w:r>
-      <w:r xmlns:w="http://schemas.openxmlformats.org/wordprocessingml/2006/main">
+      <w:r>
+        <w:t>L'</w:t>
+      </w:r>
+      <w:proofErr w:type="spellStart"/>
+      <w:r>
+        <w:t>adresse</w:t>
+      </w:r>
+      <w:proofErr w:type="spellEnd"/>
+      <w:r>
+        <w:t xml:space="preserve"> Via San Carlo, 19 à Bologne est </w:t>
+      </w:r>
+      <w:proofErr w:type="spellStart"/>
+      <w:r>
+        <w:t>associée</w:t>
+      </w:r>
+      <w:proofErr w:type="spellEnd"/>
+      <w:r>
+        <w:t xml:space="preserve"> à un </w:t>
+      </w:r>
+      <w:proofErr w:type="spellStart"/>
+      <w:r>
+        <w:t>bâtiment</w:t>
+      </w:r>
+      <w:proofErr w:type="spellEnd"/>
+      <w:r>
+        <w:t xml:space="preserve"> </w:t>
+      </w:r>
+      <w:proofErr w:type="spellStart"/>
+      <w:r>
+        <w:t>historiquement</w:t>
+      </w:r>
+      <w:proofErr w:type="spellEnd"/>
+      <w:r>
+        <w:t xml:space="preserve"> </w:t>
+      </w:r>
+      <w:proofErr w:type="spellStart"/>
+      <w:r>
+        <w:t>nommé</w:t>
+      </w:r>
+      <w:proofErr w:type="spellEnd"/>
+      <w:r>
+        <w:t xml:space="preserve"> </w:t>
+      </w:r>
+      <w:proofErr w:type="gramStart"/>
+      <w:r>
+        <w:t>« Casa</w:t>
+      </w:r>
+      <w:proofErr w:type="gramEnd"/>
+      <w:r>
+        <w:t xml:space="preserve"> </w:t>
+      </w:r>
+      <w:proofErr w:type="gramStart"/>
+      <w:r>
+        <w:t>Carracci »</w:t>
+      </w:r>
+      <w:proofErr w:type="gramEnd"/>
+      <w:r>
+        <w:t xml:space="preserve"> (</w:t>
+      </w:r>
+      <w:proofErr w:type="spellStart"/>
+      <w:r>
+        <w:t>aujourd'hui</w:t>
+      </w:r>
+      <w:proofErr w:type="spellEnd"/>
+      <w:r>
+        <w:t xml:space="preserve"> </w:t>
+      </w:r>
+      <w:proofErr w:type="spellStart"/>
+      <w:r>
+        <w:t>également</w:t>
+      </w:r>
+      <w:proofErr w:type="spellEnd"/>
+      <w:r>
+        <w:t xml:space="preserve"> </w:t>
+      </w:r>
+      <w:proofErr w:type="spellStart"/>
+      <w:r>
+        <w:t>connu</w:t>
+      </w:r>
+      <w:proofErr w:type="spellEnd"/>
+      <w:r>
+        <w:t xml:space="preserve"> </w:t>
+      </w:r>
+      <w:proofErr w:type="spellStart"/>
+      <w:r>
+        <w:t>sous</w:t>
+      </w:r>
+      <w:proofErr w:type="spellEnd"/>
+      <w:r>
+        <w:t xml:space="preserve"> le </w:t>
+      </w:r>
+      <w:proofErr w:type="spellStart"/>
+      <w:r>
+        <w:t>nom</w:t>
+      </w:r>
+      <w:proofErr w:type="spellEnd"/>
+      <w:r>
+        <w:t xml:space="preserve"> de </w:t>
+      </w:r>
+      <w:proofErr w:type="gramStart"/>
+      <w:r>
+        <w:t>« Casa</w:t>
+      </w:r>
+      <w:proofErr w:type="gramEnd"/>
+      <w:r>
+        <w:t xml:space="preserve"> Vacanze San </w:t>
+      </w:r>
+      <w:proofErr w:type="gramStart"/>
+      <w:r>
+        <w:t>Carlo »</w:t>
+      </w:r>
+      <w:proofErr w:type="gramEnd"/>
+      <w:r>
+        <w:t xml:space="preserve"> et </w:t>
+      </w:r>
+      <w:proofErr w:type="spellStart"/>
+      <w:r>
+        <w:t>exploité</w:t>
+      </w:r>
+      <w:proofErr w:type="spellEnd"/>
+      <w:r>
+        <w:t xml:space="preserve"> </w:t>
+      </w:r>
+      <w:proofErr w:type="spellStart"/>
+      <w:r>
+        <w:t>comme</w:t>
+      </w:r>
+      <w:proofErr w:type="spellEnd"/>
+      <w:r>
+        <w:t xml:space="preserve"> </w:t>
+      </w:r>
+      <w:proofErr w:type="spellStart"/>
+      <w:r>
+        <w:t>hébergement</w:t>
+      </w:r>
+      <w:proofErr w:type="spellEnd"/>
+      <w:r>
+        <w:t xml:space="preserve"> </w:t>
+      </w:r>
+      <w:proofErr w:type="spellStart"/>
+      <w:r>
+        <w:t>touristique</w:t>
+      </w:r>
+      <w:proofErr w:type="spellEnd"/>
+      <w:r>
+        <w:t>).</w:t>
+      </w:r>
+    </w:p>
+    <w:p>
+      <w:r>
+        <w:t>L'</w:t>
+      </w:r>
+      <w:proofErr w:type="spellStart"/>
+      <w:r>
+        <w:t>édifice</w:t>
+      </w:r>
+      <w:proofErr w:type="spellEnd"/>
+      <w:r>
+        <w:t xml:space="preserve">, </w:t>
+      </w:r>
+      <w:proofErr w:type="spellStart"/>
+      <w:r>
+        <w:t>protégé</w:t>
+      </w:r>
+      <w:proofErr w:type="spellEnd"/>
+      <w:r>
+        <w:t xml:space="preserve"> par la </w:t>
+      </w:r>
+      <w:proofErr w:type="spellStart"/>
+      <w:r>
+        <w:t>Surintendance</w:t>
+      </w:r>
+      <w:proofErr w:type="spellEnd"/>
+      <w:r>
+        <w:t xml:space="preserve"> </w:t>
+      </w:r>
+      <w:proofErr w:type="spellStart"/>
+      <w:r>
+        <w:t>des</w:t>
+      </w:r>
+      <w:proofErr w:type="spellEnd"/>
+      <w:r>
+        <w:t xml:space="preserve"> Biens </w:t>
+      </w:r>
+      <w:proofErr w:type="spellStart"/>
+      <w:r>
+        <w:t>Culturels</w:t>
+      </w:r>
+      <w:proofErr w:type="spellEnd"/>
+      <w:r>
+        <w:t xml:space="preserve">, est </w:t>
+      </w:r>
+      <w:proofErr w:type="spellStart"/>
+      <w:r>
+        <w:t>identifié</w:t>
+      </w:r>
+      <w:proofErr w:type="spellEnd"/>
+      <w:r>
+        <w:t xml:space="preserve"> par la </w:t>
+      </w:r>
+      <w:proofErr w:type="spellStart"/>
+      <w:r>
+        <w:t>tradition</w:t>
+      </w:r>
+      <w:proofErr w:type="spellEnd"/>
+      <w:r>
+        <w:t xml:space="preserve"> locale </w:t>
+      </w:r>
+      <w:proofErr w:type="spellStart"/>
+      <w:r>
+        <w:t>comme</w:t>
+      </w:r>
+      <w:proofErr w:type="spellEnd"/>
+      <w:r>
+        <w:t xml:space="preserve"> l'un </w:t>
+      </w:r>
+      <w:proofErr w:type="spellStart"/>
+      <w:r>
+        <w:t>des</w:t>
+      </w:r>
+      <w:proofErr w:type="spellEnd"/>
+      <w:r>
+        <w:t xml:space="preserve"> </w:t>
+      </w:r>
+      <w:proofErr w:type="spellStart"/>
+      <w:r>
+        <w:t>lieux</w:t>
+      </w:r>
+      <w:proofErr w:type="spellEnd"/>
+      <w:r>
+        <w:t xml:space="preserve"> </w:t>
+      </w:r>
+      <w:proofErr w:type="spellStart"/>
+      <w:r>
+        <w:t>où</w:t>
+      </w:r>
+      <w:proofErr w:type="spellEnd"/>
+      <w:r>
+        <w:t xml:space="preserve"> a </w:t>
+      </w:r>
+      <w:proofErr w:type="spellStart"/>
+      <w:r>
+        <w:t>vécu</w:t>
+      </w:r>
+      <w:proofErr w:type="spellEnd"/>
+      <w:r>
+        <w:t xml:space="preserve"> et </w:t>
+      </w:r>
+      <w:proofErr w:type="spellStart"/>
+      <w:r>
+        <w:t>travaillé</w:t>
+      </w:r>
+      <w:proofErr w:type="spellEnd"/>
+      <w:r>
+        <w:t xml:space="preserve"> le </w:t>
+      </w:r>
+      <w:proofErr w:type="spellStart"/>
+      <w:r>
+        <w:t>peintre</w:t>
+      </w:r>
+      <w:proofErr w:type="spellEnd"/>
+      <w:r>
+        <w:t xml:space="preserve"> Ludovico Carracci (Bologne, 1555 – Bologne, 1619), </w:t>
+      </w:r>
+      <w:proofErr w:type="spellStart"/>
+      <w:r>
+        <w:t>ainsi</w:t>
+      </w:r>
+      <w:proofErr w:type="spellEnd"/>
+      <w:r>
+        <w:t xml:space="preserve"> </w:t>
+      </w:r>
+      <w:proofErr w:type="spellStart"/>
+      <w:r>
+        <w:t>que</w:t>
+      </w:r>
+      <w:proofErr w:type="spellEnd"/>
+      <w:r>
+        <w:t xml:space="preserve"> l'un </w:t>
+      </w:r>
+      <w:proofErr w:type="spellStart"/>
+      <w:r>
+        <w:t>des</w:t>
+      </w:r>
+      <w:proofErr w:type="spellEnd"/>
+      <w:r>
+        <w:t xml:space="preserve"> premiers ateliers </w:t>
+      </w:r>
+      <w:proofErr w:type="spellStart"/>
+      <w:r>
+        <w:t>des</w:t>
+      </w:r>
+      <w:proofErr w:type="spellEnd"/>
+      <w:r>
+        <w:t xml:space="preserve"> </w:t>
+      </w:r>
+      <w:proofErr w:type="spellStart"/>
+      <w:r>
+        <w:t>trois</w:t>
+      </w:r>
+      <w:proofErr w:type="spellEnd"/>
+      <w:r>
+        <w:t xml:space="preserve"> </w:t>
+      </w:r>
+      <w:proofErr w:type="spellStart"/>
+      <w:r>
+        <w:t>cousins</w:t>
+      </w:r>
+      <w:proofErr w:type="spellEnd"/>
+      <w:r>
+        <w:t xml:space="preserve"> Carracci (Ludovico, Agostino et Annibale), </w:t>
+      </w:r>
+      <w:proofErr w:type="spellStart"/>
+      <w:r>
+        <w:t>fondateurs</w:t>
+      </w:r>
+      <w:proofErr w:type="spellEnd"/>
+      <w:r>
+        <w:t xml:space="preserve"> en 1582 de l'Accademia dei Desiderosi (</w:t>
+      </w:r>
+      <w:proofErr w:type="spellStart"/>
+      <w:r>
+        <w:t>devenue</w:t>
+      </w:r>
+      <w:proofErr w:type="spellEnd"/>
+      <w:r>
+        <w:t xml:space="preserve"> plus </w:t>
+      </w:r>
+      <w:proofErr w:type="spellStart"/>
+      <w:r>
+        <w:t>tard</w:t>
+      </w:r>
+      <w:proofErr w:type="spellEnd"/>
+      <w:r>
+        <w:t xml:space="preserve"> l'Accademia degli Incamminati).</w:t>
+      </w:r>
+    </w:p>
+    <w:p>
+      <w:r>
+        <w:rPr>
+          <w:noProof/>
+        </w:rPr>
+        <w:drawing>
+          <wp:inline distT="0" distB="0" distL="0" distR="0" wp14:anchorId="37354A79" wp14:editId="1276DF26">
+            <wp:extent cx="2788920" cy="5061649"/>
+            <wp:effectExtent l="0" t="0" r="0" b="5715"/>
+            <wp:docPr id="55266802" name="Immagine 2"/>
+            <wp:cNvGraphicFramePr>
+              <a:graphicFrameLocks xmlns:a="http://schemas.openxmlformats.org/drawingml/2006/main" noChangeAspect="1"/>
+            </wp:cNvGraphicFramePr>
+            <a:graphic xmlns:a="http://schemas.openxmlformats.org/drawingml/2006/main">
+              <a:graphicData uri="http://schemas.openxmlformats.org/drawingml/2006/picture">
+                <pic:pic xmlns:pic="http://schemas.openxmlformats.org/drawingml/2006/picture">
+                  <pic:nvPicPr>
+                    <pic:cNvPr id="55266802" name="Immagine 55266802"/>
+                    <pic:cNvPicPr/>
+                  </pic:nvPicPr>
+                  <pic:blipFill>
+                    <a:blip r:embed="rId5" cstate="print">
+                      <a:extLst>
+                        <a:ext uri="{28A0092B-C50C-407E-A947-70E740481C1C}">
+                          <a14:useLocalDpi xmlns:a14="http://schemas.microsoft.com/office/drawing/2010/main" val="0"/>
+                        </a:ext>
+                      </a:extLst>
+                    </a:blip>
+                    <a:stretch>
+                      <a:fillRect/>
+                    </a:stretch>
+                  </pic:blipFill>
+                  <pic:spPr>
+                    <a:xfrm>
+                      <a:off x="0" y="0"/>
+                      <a:ext cx="2796406" cy="5075235"/>
+                    </a:xfrm>
+                    <a:prstGeom prst="rect">
+                      <a:avLst/>
+                    </a:prstGeom>
+                  </pic:spPr>
+                </pic:pic>
+              </a:graphicData>
+            </a:graphic>
+          </wp:inline>
+        </w:drawing>
+      </w:r>
+    </w:p>
+    <w:p>
+      <w:r>
+        <w:t>[SPLIT_</w:t>
+      </w:r>
+      <w:proofErr w:type="gramStart"/>
+      <w:r>
+        <w:t>BLOCK:casa_sanCarlo_19.jpg</w:t>
+      </w:r>
+      <w:proofErr w:type="gramEnd"/>
+      <w:r>
+        <w:t>]</w:t>
+      </w:r>
+    </w:p>
+    <w:p/>
+    <w:p>
+      <w:proofErr w:type="spellStart"/>
+      <w:r>
         <w:rPr>
           <w:b/>
           <w:bCs/>
         </w:rPr>
-        <w:t xml:space="preserve">Via San Carlo, 19 à Bologne </w:t>
-      </w:r>
-      <w:r xmlns:w="http://schemas.openxmlformats.org/wordprocessingml/2006/main">
-        <w:t xml:space="preserve">est associée à une propriété appelée </w:t>
-      </w:r>
-      <w:r xmlns:w="http://schemas.openxmlformats.org/wordprocessingml/2006/main">
+        <w:t>Clarifications</w:t>
+      </w:r>
+      <w:proofErr w:type="spellEnd"/>
+      <w:r>
         <w:rPr>
           <w:b/>
           <w:bCs/>
         </w:rPr>
-        <w:t xml:space="preserve">« Casa Carracci » </w:t>
-      </w:r>
-      <w:r xmlns:w="http://schemas.openxmlformats.org/wordprocessingml/2006/main">
-        <w:t xml:space="preserve">ou « San Carlo Holiday House », qui est actuellement louée comme location de vacances.</w:t>
-      </w:r>
-    </w:p>
-    <w:p>
-      <w:r xmlns:w="http://schemas.openxmlformats.org/wordprocessingml/2006/main">
-        <w:t xml:space="preserve">Certaines sources mentionnent que le bâtiment, un ancien palais du XVIIIe ou XIXe siècle appelé « Casa Carracci » et protégé par la Surintendance du patrimoine culturel, serait le lieu où </w:t>
-      </w:r>
-      <w:r xmlns:w="http://schemas.openxmlformats.org/wordprocessingml/2006/main">
+        <w:t xml:space="preserve"> </w:t>
+      </w:r>
+      <w:proofErr w:type="spellStart"/>
+      <w:r>
         <w:rPr>
           <w:b/>
           <w:bCs/>
         </w:rPr>
-        <w:t xml:space="preserve">Ludovico Carracci </w:t>
-      </w:r>
-      <w:r xmlns:w="http://schemas.openxmlformats.org/wordprocessingml/2006/main">
-        <w:t xml:space="preserve">a vécu de 1555 à 1609 et où se trouvait l'un des laboratoires des cousins Carracci, fondateurs de l' </w:t>
-      </w:r>
-      <w:r xmlns:w="http://schemas.openxmlformats.org/wordprocessingml/2006/main">
+        <w:t>historiques</w:t>
+      </w:r>
+      <w:proofErr w:type="spellEnd"/>
+      <w:r>
         <w:rPr>
           <w:b/>
           <w:bCs/>
         </w:rPr>
-        <w:t xml:space="preserve">Accademia degli Incamminati </w:t>
-      </w:r>
-      <w:r xmlns:w="http://schemas.openxmlformats.org/wordprocessingml/2006/main">
-        <w:t xml:space="preserve">.</w:t>
-      </w:r>
-    </w:p>
-    <w:p>
-      <w:r xmlns:w="http://schemas.openxmlformats.org/wordprocessingml/2006/main">
-        <w:t xml:space="preserve">Il est important de noter que, historiquement, la maison Carracci (qui fait également référence à Agostino et Annibale) est souvent aussi associée à </w:t>
-      </w:r>
-      <w:r xmlns:w="http://schemas.openxmlformats.org/wordprocessingml/2006/main">
+        <w:t xml:space="preserve"> et </w:t>
+      </w:r>
+      <w:proofErr w:type="spellStart"/>
+      <w:r>
         <w:rPr>
           <w:b/>
           <w:bCs/>
         </w:rPr>
-        <w:t xml:space="preserve">la Via Rolandino, 1 </w:t>
-      </w:r>
-      <w:r xmlns:w="http://schemas.openxmlformats.org/wordprocessingml/2006/main">
-        <w:t xml:space="preserve">(la soi-disant « Casa </w:t>
-      </w:r>
-      <w:proofErr xmlns:w="http://schemas.openxmlformats.org/wordprocessingml/2006/main" w:type="spellStart"/>
-      <w:r xmlns:w="http://schemas.openxmlformats.org/wordprocessingml/2006/main">
-        <w:t xml:space="preserve">Berò </w:t>
-      </w:r>
-      <w:proofErr xmlns:w="http://schemas.openxmlformats.org/wordprocessingml/2006/main" w:type="spellEnd"/>
-      <w:r xmlns:w="http://schemas.openxmlformats.org/wordprocessingml/2006/main">
-        <w:t xml:space="preserve">Gradi » ou « Casa </w:t>
-      </w:r>
-      <w:proofErr xmlns:w="http://schemas.openxmlformats.org/wordprocessingml/2006/main" w:type="spellStart"/>
-      <w:r xmlns:w="http://schemas.openxmlformats.org/wordprocessingml/2006/main">
-        <w:t xml:space="preserve">Berò </w:t>
-      </w:r>
-      <w:proofErr xmlns:w="http://schemas.openxmlformats.org/wordprocessingml/2006/main" w:type="spellEnd"/>
-      <w:r xmlns:w="http://schemas.openxmlformats.org/wordprocessingml/2006/main">
-        <w:t xml:space="preserve">detta dei Carracci »), qui a subi une restauration au XIXe siècle.</w:t>
-      </w:r>
+        <w:t>architecturales</w:t>
+      </w:r>
+      <w:proofErr w:type="spellEnd"/>
     </w:p>
     <w:p>
-      <w:r xmlns:w="http://schemas.openxmlformats.org/wordprocessingml/2006/main">
-        <w:t xml:space="preserve">En bref, le bien situé </w:t>
-      </w:r>
-      <w:r xmlns:w="http://schemas.openxmlformats.org/wordprocessingml/2006/main">
+      <w:proofErr w:type="spellStart"/>
+      <w:r>
+        <w:t>Afin</w:t>
+      </w:r>
+      <w:proofErr w:type="spellEnd"/>
+      <w:r>
+        <w:t xml:space="preserve"> di garantir une </w:t>
+      </w:r>
+      <w:proofErr w:type="spellStart"/>
+      <w:r>
+        <w:t>rigueur</w:t>
+      </w:r>
+      <w:proofErr w:type="spellEnd"/>
+      <w:r>
+        <w:t xml:space="preserve"> </w:t>
+      </w:r>
+      <w:proofErr w:type="spellStart"/>
+      <w:r>
+        <w:t>scientifique</w:t>
+      </w:r>
+      <w:proofErr w:type="spellEnd"/>
+      <w:r>
+        <w:t xml:space="preserve"> et </w:t>
+      </w:r>
+      <w:proofErr w:type="spellStart"/>
+      <w:r>
+        <w:t>pédagogique</w:t>
+      </w:r>
+      <w:proofErr w:type="spellEnd"/>
+      <w:r>
+        <w:t xml:space="preserve">, </w:t>
+      </w:r>
+      <w:proofErr w:type="spellStart"/>
+      <w:r>
+        <w:t>deux</w:t>
+      </w:r>
+      <w:proofErr w:type="spellEnd"/>
+      <w:r>
+        <w:t xml:space="preserve"> </w:t>
+      </w:r>
+      <w:proofErr w:type="spellStart"/>
+      <w:r>
+        <w:t>éléments</w:t>
+      </w:r>
+      <w:proofErr w:type="spellEnd"/>
+      <w:r>
+        <w:t xml:space="preserve"> </w:t>
+      </w:r>
+      <w:proofErr w:type="spellStart"/>
+      <w:r>
+        <w:t>fondamentaux</w:t>
+      </w:r>
+      <w:proofErr w:type="spellEnd"/>
+      <w:r>
+        <w:t xml:space="preserve"> </w:t>
+      </w:r>
+      <w:proofErr w:type="spellStart"/>
+      <w:r>
+        <w:t>concernant</w:t>
+      </w:r>
+      <w:proofErr w:type="spellEnd"/>
+      <w:r>
+        <w:t xml:space="preserve"> le </w:t>
+      </w:r>
+      <w:proofErr w:type="spellStart"/>
+      <w:r>
+        <w:t>bâtiment</w:t>
+      </w:r>
+      <w:proofErr w:type="spellEnd"/>
+      <w:r>
+        <w:t xml:space="preserve"> de la Via San Carlo, 19 </w:t>
+      </w:r>
+      <w:proofErr w:type="spellStart"/>
+      <w:r>
+        <w:t>doivent</w:t>
+      </w:r>
+      <w:proofErr w:type="spellEnd"/>
+      <w:r>
+        <w:t xml:space="preserve"> </w:t>
+      </w:r>
+      <w:proofErr w:type="spellStart"/>
+      <w:r>
+        <w:t>être</w:t>
+      </w:r>
+      <w:proofErr w:type="spellEnd"/>
+      <w:r>
+        <w:t xml:space="preserve"> </w:t>
+      </w:r>
+      <w:proofErr w:type="spellStart"/>
+      <w:proofErr w:type="gramStart"/>
+      <w:r>
+        <w:t>précisés</w:t>
+      </w:r>
+      <w:proofErr w:type="spellEnd"/>
+      <w:r>
+        <w:t xml:space="preserve"> :</w:t>
+      </w:r>
+      <w:proofErr w:type="gramEnd"/>
+    </w:p>
+    <w:p>
+      <w:pPr>
+        <w:numPr>
+          <w:ilvl w:val="0"/>
+          <w:numId w:val="1"/>
+        </w:numPr>
+      </w:pPr>
+      <w:proofErr w:type="spellStart"/>
+      <w:r>
         <w:rPr>
           <w:b/>
           <w:bCs/>
         </w:rPr>
-        <w:t xml:space="preserve">Via San Carlo, 19, </w:t>
-      </w:r>
-      <w:r xmlns:w="http://schemas.openxmlformats.org/wordprocessingml/2006/main">
-        <w:t xml:space="preserve">est présenté comme un appartement de vacances situé dans ce qui est identifié comme l'immeuble où le peintre Ludovico Carracci a vécu et travaillé.</w:t>
+        <w:lastRenderedPageBreak/>
+        <w:t>Précision</w:t>
+      </w:r>
+      <w:proofErr w:type="spellEnd"/>
+      <w:r>
+        <w:rPr>
+          <w:b/>
+          <w:bCs/>
+        </w:rPr>
+        <w:t xml:space="preserve"> </w:t>
+      </w:r>
+      <w:proofErr w:type="spellStart"/>
+      <w:proofErr w:type="gramStart"/>
+      <w:r>
+        <w:rPr>
+          <w:b/>
+          <w:bCs/>
+        </w:rPr>
+        <w:t>chronologique</w:t>
+      </w:r>
+      <w:proofErr w:type="spellEnd"/>
+      <w:r>
+        <w:rPr>
+          <w:b/>
+          <w:bCs/>
+        </w:rPr>
+        <w:t xml:space="preserve"> :</w:t>
+      </w:r>
+      <w:proofErr w:type="gramEnd"/>
+      <w:r>
+        <w:t xml:space="preserve"> </w:t>
+      </w:r>
+      <w:proofErr w:type="spellStart"/>
+      <w:r>
+        <w:t>Certaines</w:t>
+      </w:r>
+      <w:proofErr w:type="spellEnd"/>
+      <w:r>
+        <w:t xml:space="preserve"> </w:t>
+      </w:r>
+      <w:proofErr w:type="spellStart"/>
+      <w:r>
+        <w:t>notices</w:t>
+      </w:r>
+      <w:proofErr w:type="spellEnd"/>
+      <w:r>
+        <w:t xml:space="preserve"> </w:t>
+      </w:r>
+      <w:proofErr w:type="spellStart"/>
+      <w:r>
+        <w:t>touristiques</w:t>
+      </w:r>
+      <w:proofErr w:type="spellEnd"/>
+      <w:r>
+        <w:t xml:space="preserve"> </w:t>
+      </w:r>
+      <w:proofErr w:type="spellStart"/>
+      <w:r>
+        <w:t>indiquent</w:t>
+      </w:r>
+      <w:proofErr w:type="spellEnd"/>
+      <w:r>
+        <w:t xml:space="preserve"> à </w:t>
+      </w:r>
+      <w:proofErr w:type="spellStart"/>
+      <w:r>
+        <w:t>tort</w:t>
+      </w:r>
+      <w:proofErr w:type="spellEnd"/>
+      <w:r>
+        <w:t xml:space="preserve"> un </w:t>
+      </w:r>
+      <w:proofErr w:type="spellStart"/>
+      <w:r>
+        <w:t>séjour</w:t>
+      </w:r>
+      <w:proofErr w:type="spellEnd"/>
+      <w:r>
+        <w:t xml:space="preserve"> de Ludovico </w:t>
+      </w:r>
+      <w:proofErr w:type="spellStart"/>
+      <w:r>
+        <w:t>limité</w:t>
+      </w:r>
+      <w:proofErr w:type="spellEnd"/>
+      <w:r>
+        <w:t xml:space="preserve"> à la </w:t>
+      </w:r>
+      <w:proofErr w:type="spellStart"/>
+      <w:r>
+        <w:t>période</w:t>
+      </w:r>
+      <w:proofErr w:type="spellEnd"/>
+      <w:r>
+        <w:t xml:space="preserve"> 1555–1609. La </w:t>
+      </w:r>
+      <w:proofErr w:type="spellStart"/>
+      <w:r>
+        <w:t>chronologie</w:t>
+      </w:r>
+      <w:proofErr w:type="spellEnd"/>
+      <w:r>
+        <w:t xml:space="preserve"> </w:t>
+      </w:r>
+      <w:proofErr w:type="spellStart"/>
+      <w:r>
+        <w:t>biographique</w:t>
+      </w:r>
+      <w:proofErr w:type="spellEnd"/>
+      <w:r>
+        <w:t xml:space="preserve"> </w:t>
+      </w:r>
+      <w:proofErr w:type="spellStart"/>
+      <w:r>
+        <w:t>exacte</w:t>
+      </w:r>
+      <w:proofErr w:type="spellEnd"/>
+      <w:r>
+        <w:t xml:space="preserve"> </w:t>
+      </w:r>
+      <w:proofErr w:type="spellStart"/>
+      <w:r>
+        <w:t>établit</w:t>
+      </w:r>
+      <w:proofErr w:type="spellEnd"/>
+      <w:r>
+        <w:t xml:space="preserve"> sa </w:t>
+      </w:r>
+      <w:proofErr w:type="spellStart"/>
+      <w:r>
+        <w:t>naissance</w:t>
+      </w:r>
+      <w:proofErr w:type="spellEnd"/>
+      <w:r>
+        <w:t xml:space="preserve"> à Bologne en 1555 et son </w:t>
+      </w:r>
+      <w:proofErr w:type="spellStart"/>
+      <w:r>
+        <w:t>décès</w:t>
+      </w:r>
+      <w:proofErr w:type="spellEnd"/>
+      <w:r>
+        <w:t xml:space="preserve"> </w:t>
+      </w:r>
+      <w:proofErr w:type="spellStart"/>
+      <w:r>
+        <w:t>dans</w:t>
+      </w:r>
+      <w:proofErr w:type="spellEnd"/>
+      <w:r>
+        <w:t xml:space="preserve"> la </w:t>
+      </w:r>
+      <w:proofErr w:type="spellStart"/>
+      <w:r>
+        <w:t>même</w:t>
+      </w:r>
+      <w:proofErr w:type="spellEnd"/>
+      <w:r>
+        <w:t xml:space="preserve"> ville en 1619.</w:t>
       </w:r>
     </w:p>
+    <w:p>
+      <w:pPr>
+        <w:numPr>
+          <w:ilvl w:val="0"/>
+          <w:numId w:val="1"/>
+        </w:numPr>
+      </w:pPr>
+      <w:proofErr w:type="spellStart"/>
+      <w:r>
+        <w:rPr>
+          <w:b/>
+          <w:bCs/>
+        </w:rPr>
+        <w:t>Évolution</w:t>
+      </w:r>
+      <w:proofErr w:type="spellEnd"/>
+      <w:r>
+        <w:rPr>
+          <w:b/>
+          <w:bCs/>
+        </w:rPr>
+        <w:t xml:space="preserve"> </w:t>
+      </w:r>
+      <w:proofErr w:type="spellStart"/>
+      <w:proofErr w:type="gramStart"/>
+      <w:r>
+        <w:rPr>
+          <w:b/>
+          <w:bCs/>
+        </w:rPr>
+        <w:t>structurale</w:t>
+      </w:r>
+      <w:proofErr w:type="spellEnd"/>
+      <w:r>
+        <w:rPr>
+          <w:b/>
+          <w:bCs/>
+        </w:rPr>
+        <w:t xml:space="preserve"> :</w:t>
+      </w:r>
+      <w:proofErr w:type="gramEnd"/>
+      <w:r>
+        <w:t xml:space="preserve"> Le </w:t>
+      </w:r>
+      <w:proofErr w:type="spellStart"/>
+      <w:r>
+        <w:t>bâtiment</w:t>
+      </w:r>
+      <w:proofErr w:type="spellEnd"/>
+      <w:r>
+        <w:t xml:space="preserve"> </w:t>
+      </w:r>
+      <w:proofErr w:type="spellStart"/>
+      <w:r>
+        <w:t>actuel</w:t>
+      </w:r>
+      <w:proofErr w:type="spellEnd"/>
+      <w:r>
+        <w:t xml:space="preserve"> </w:t>
+      </w:r>
+      <w:proofErr w:type="spellStart"/>
+      <w:r>
+        <w:t>présente</w:t>
+      </w:r>
+      <w:proofErr w:type="spellEnd"/>
+      <w:r>
+        <w:t xml:space="preserve"> une </w:t>
+      </w:r>
+      <w:proofErr w:type="spellStart"/>
+      <w:r>
+        <w:t>configuration</w:t>
+      </w:r>
+      <w:proofErr w:type="spellEnd"/>
+      <w:r>
+        <w:t xml:space="preserve"> </w:t>
+      </w:r>
+      <w:proofErr w:type="spellStart"/>
+      <w:r>
+        <w:t>issue</w:t>
+      </w:r>
+      <w:proofErr w:type="spellEnd"/>
+      <w:r>
+        <w:t xml:space="preserve"> de </w:t>
+      </w:r>
+      <w:proofErr w:type="spellStart"/>
+      <w:r>
+        <w:t>restaurations</w:t>
+      </w:r>
+      <w:proofErr w:type="spellEnd"/>
+      <w:r>
+        <w:t xml:space="preserve"> </w:t>
+      </w:r>
+      <w:proofErr w:type="spellStart"/>
+      <w:r>
+        <w:t>successives</w:t>
+      </w:r>
+      <w:proofErr w:type="spellEnd"/>
+      <w:r>
+        <w:t xml:space="preserve"> </w:t>
+      </w:r>
+      <w:proofErr w:type="spellStart"/>
+      <w:r>
+        <w:t>réalisées</w:t>
+      </w:r>
+      <w:proofErr w:type="spellEnd"/>
+      <w:r>
+        <w:t xml:space="preserve"> </w:t>
+      </w:r>
+      <w:proofErr w:type="spellStart"/>
+      <w:r>
+        <w:t>aux</w:t>
+      </w:r>
+      <w:proofErr w:type="spellEnd"/>
+      <w:r>
+        <w:t xml:space="preserve"> </w:t>
+      </w:r>
+      <w:proofErr w:type="spellStart"/>
+      <w:r>
+        <w:t>XVIIIe</w:t>
+      </w:r>
+      <w:proofErr w:type="spellEnd"/>
+      <w:r>
+        <w:t xml:space="preserve"> et </w:t>
+      </w:r>
+      <w:proofErr w:type="spellStart"/>
+      <w:r>
+        <w:t>XIXe</w:t>
+      </w:r>
+      <w:proofErr w:type="spellEnd"/>
+      <w:r>
+        <w:t xml:space="preserve"> siècles. </w:t>
+      </w:r>
+      <w:proofErr w:type="spellStart"/>
+      <w:r>
+        <w:t>Ainsi</w:t>
+      </w:r>
+      <w:proofErr w:type="spellEnd"/>
+      <w:r>
+        <w:t xml:space="preserve">, la </w:t>
+      </w:r>
+      <w:proofErr w:type="spellStart"/>
+      <w:r>
+        <w:t>structure</w:t>
+      </w:r>
+      <w:proofErr w:type="spellEnd"/>
+      <w:r>
+        <w:t xml:space="preserve"> </w:t>
+      </w:r>
+      <w:proofErr w:type="spellStart"/>
+      <w:r>
+        <w:t>contemporaine</w:t>
+      </w:r>
+      <w:proofErr w:type="spellEnd"/>
+      <w:r>
+        <w:t xml:space="preserve"> </w:t>
+      </w:r>
+      <w:proofErr w:type="spellStart"/>
+      <w:r>
+        <w:t>repose</w:t>
+      </w:r>
+      <w:proofErr w:type="spellEnd"/>
+      <w:r>
+        <w:t xml:space="preserve"> sur le site </w:t>
+      </w:r>
+      <w:proofErr w:type="spellStart"/>
+      <w:r>
+        <w:t>ou</w:t>
+      </w:r>
+      <w:proofErr w:type="spellEnd"/>
+      <w:r>
+        <w:t xml:space="preserve"> </w:t>
+      </w:r>
+      <w:proofErr w:type="spellStart"/>
+      <w:r>
+        <w:t>intègre</w:t>
+      </w:r>
+      <w:proofErr w:type="spellEnd"/>
+      <w:r>
+        <w:t xml:space="preserve"> </w:t>
+      </w:r>
+      <w:proofErr w:type="spellStart"/>
+      <w:r>
+        <w:t>des</w:t>
+      </w:r>
+      <w:proofErr w:type="spellEnd"/>
+      <w:r>
+        <w:t xml:space="preserve"> </w:t>
+      </w:r>
+      <w:proofErr w:type="spellStart"/>
+      <w:r>
+        <w:t>éléments</w:t>
+      </w:r>
+      <w:proofErr w:type="spellEnd"/>
+      <w:r>
+        <w:t xml:space="preserve"> d'un </w:t>
+      </w:r>
+      <w:proofErr w:type="spellStart"/>
+      <w:r>
+        <w:t>noyau</w:t>
+      </w:r>
+      <w:proofErr w:type="spellEnd"/>
+      <w:r>
+        <w:t xml:space="preserve"> </w:t>
+      </w:r>
+      <w:proofErr w:type="spellStart"/>
+      <w:r>
+        <w:t>du</w:t>
+      </w:r>
+      <w:proofErr w:type="spellEnd"/>
+      <w:r>
+        <w:t xml:space="preserve"> </w:t>
+      </w:r>
+      <w:proofErr w:type="spellStart"/>
+      <w:r>
+        <w:t>XVIe</w:t>
+      </w:r>
+      <w:proofErr w:type="spellEnd"/>
+      <w:r>
+        <w:t xml:space="preserve"> siècle </w:t>
+      </w:r>
+      <w:proofErr w:type="spellStart"/>
+      <w:r>
+        <w:t>où</w:t>
+      </w:r>
+      <w:proofErr w:type="spellEnd"/>
+      <w:r>
+        <w:t xml:space="preserve"> la </w:t>
+      </w:r>
+      <w:proofErr w:type="spellStart"/>
+      <w:r>
+        <w:t>famille</w:t>
+      </w:r>
+      <w:proofErr w:type="spellEnd"/>
+      <w:r>
+        <w:t xml:space="preserve"> Carracci, </w:t>
+      </w:r>
+      <w:proofErr w:type="spellStart"/>
+      <w:r>
+        <w:t>ancrée</w:t>
+      </w:r>
+      <w:proofErr w:type="spellEnd"/>
+      <w:r>
+        <w:t xml:space="preserve"> </w:t>
+      </w:r>
+      <w:proofErr w:type="spellStart"/>
+      <w:r>
+        <w:t>dans</w:t>
+      </w:r>
+      <w:proofErr w:type="spellEnd"/>
+      <w:r>
+        <w:t xml:space="preserve"> ce quartier </w:t>
+      </w:r>
+      <w:proofErr w:type="spellStart"/>
+      <w:r>
+        <w:t>entre</w:t>
+      </w:r>
+      <w:proofErr w:type="spellEnd"/>
+      <w:r>
+        <w:t xml:space="preserve"> la Via Riva di Reno </w:t>
+      </w:r>
+      <w:proofErr w:type="spellStart"/>
+      <w:r>
+        <w:t>voisine</w:t>
+      </w:r>
+      <w:proofErr w:type="spellEnd"/>
+      <w:r>
+        <w:t xml:space="preserve"> et la Piazzetta della Pioggia, </w:t>
+      </w:r>
+      <w:proofErr w:type="spellStart"/>
+      <w:r>
+        <w:t>possédait</w:t>
+      </w:r>
+      <w:proofErr w:type="spellEnd"/>
+      <w:r>
+        <w:t xml:space="preserve"> </w:t>
+      </w:r>
+      <w:proofErr w:type="spellStart"/>
+      <w:r>
+        <w:t>des</w:t>
+      </w:r>
+      <w:proofErr w:type="spellEnd"/>
+      <w:r>
+        <w:t xml:space="preserve"> ateliers </w:t>
+      </w:r>
+      <w:proofErr w:type="spellStart"/>
+      <w:r>
+        <w:t>ou</w:t>
+      </w:r>
+      <w:proofErr w:type="spellEnd"/>
+      <w:r>
+        <w:t xml:space="preserve"> </w:t>
+      </w:r>
+      <w:proofErr w:type="spellStart"/>
+      <w:r>
+        <w:t>résidences</w:t>
+      </w:r>
+      <w:proofErr w:type="spellEnd"/>
+      <w:r>
+        <w:t>.</w:t>
+      </w:r>
+    </w:p>
+    <w:p>
+      <w:r>
+        <w:rPr>
+          <w:b/>
+          <w:bCs/>
+        </w:rPr>
+        <w:t xml:space="preserve">Le </w:t>
+      </w:r>
+      <w:proofErr w:type="spellStart"/>
+      <w:r>
+        <w:rPr>
+          <w:b/>
+          <w:bCs/>
+        </w:rPr>
+        <w:t>siège</w:t>
+      </w:r>
+      <w:proofErr w:type="spellEnd"/>
+      <w:r>
+        <w:rPr>
+          <w:b/>
+          <w:bCs/>
+        </w:rPr>
+        <w:t xml:space="preserve"> </w:t>
+      </w:r>
+      <w:proofErr w:type="spellStart"/>
+      <w:r>
+        <w:rPr>
+          <w:b/>
+          <w:bCs/>
+        </w:rPr>
+        <w:t>historique</w:t>
+      </w:r>
+      <w:proofErr w:type="spellEnd"/>
+      <w:r>
+        <w:rPr>
+          <w:b/>
+          <w:bCs/>
+        </w:rPr>
+        <w:t xml:space="preserve"> de la Via Rolandino</w:t>
+      </w:r>
+    </w:p>
+    <w:p>
+      <w:proofErr w:type="spellStart"/>
+      <w:r>
+        <w:t>Du</w:t>
+      </w:r>
+      <w:proofErr w:type="spellEnd"/>
+      <w:r>
+        <w:t xml:space="preserve"> point de </w:t>
+      </w:r>
+      <w:proofErr w:type="spellStart"/>
+      <w:r>
+        <w:t>vue</w:t>
+      </w:r>
+      <w:proofErr w:type="spellEnd"/>
+      <w:r>
+        <w:t xml:space="preserve"> de la </w:t>
+      </w:r>
+      <w:proofErr w:type="spellStart"/>
+      <w:r>
+        <w:t>documentation</w:t>
+      </w:r>
+      <w:proofErr w:type="spellEnd"/>
+      <w:r>
+        <w:t xml:space="preserve"> </w:t>
+      </w:r>
+      <w:proofErr w:type="spellStart"/>
+      <w:r>
+        <w:t>archivistique</w:t>
+      </w:r>
+      <w:proofErr w:type="spellEnd"/>
+      <w:r>
+        <w:t xml:space="preserve"> et monumentale de Bologne, la </w:t>
+      </w:r>
+      <w:proofErr w:type="spellStart"/>
+      <w:r>
+        <w:t>mémoire</w:t>
+      </w:r>
+      <w:proofErr w:type="spellEnd"/>
+      <w:r>
+        <w:t xml:space="preserve"> de la </w:t>
+      </w:r>
+      <w:proofErr w:type="spellStart"/>
+      <w:r>
+        <w:t>famille</w:t>
+      </w:r>
+      <w:proofErr w:type="spellEnd"/>
+      <w:r>
+        <w:t xml:space="preserve"> et l'</w:t>
+      </w:r>
+      <w:proofErr w:type="spellStart"/>
+      <w:r>
+        <w:t>activité</w:t>
+      </w:r>
+      <w:proofErr w:type="spellEnd"/>
+      <w:r>
+        <w:t xml:space="preserve"> </w:t>
+      </w:r>
+      <w:proofErr w:type="spellStart"/>
+      <w:r>
+        <w:t>officielle</w:t>
+      </w:r>
+      <w:proofErr w:type="spellEnd"/>
+      <w:r>
+        <w:t xml:space="preserve"> de l'Accademia degli Incamminati </w:t>
+      </w:r>
+      <w:proofErr w:type="spellStart"/>
+      <w:r>
+        <w:t>sont</w:t>
+      </w:r>
+      <w:proofErr w:type="spellEnd"/>
+      <w:r>
+        <w:t xml:space="preserve"> </w:t>
+      </w:r>
+      <w:proofErr w:type="spellStart"/>
+      <w:r>
+        <w:t>principalement</w:t>
+      </w:r>
+      <w:proofErr w:type="spellEnd"/>
+      <w:r>
+        <w:t xml:space="preserve"> </w:t>
+      </w:r>
+      <w:proofErr w:type="spellStart"/>
+      <w:r>
+        <w:t>liées</w:t>
+      </w:r>
+      <w:proofErr w:type="spellEnd"/>
+      <w:r>
+        <w:t xml:space="preserve"> à un </w:t>
+      </w:r>
+      <w:proofErr w:type="spellStart"/>
+      <w:r>
+        <w:t>autre</w:t>
+      </w:r>
+      <w:proofErr w:type="spellEnd"/>
+      <w:r>
+        <w:t xml:space="preserve"> </w:t>
+      </w:r>
+      <w:proofErr w:type="spellStart"/>
+      <w:proofErr w:type="gramStart"/>
+      <w:r>
+        <w:t>édifice</w:t>
+      </w:r>
+      <w:proofErr w:type="spellEnd"/>
+      <w:r>
+        <w:t xml:space="preserve"> :</w:t>
+      </w:r>
+      <w:proofErr w:type="gramEnd"/>
+      <w:r>
+        <w:t xml:space="preserve"> la </w:t>
+      </w:r>
+      <w:proofErr w:type="gramStart"/>
+      <w:r>
+        <w:t>« Casa</w:t>
+      </w:r>
+      <w:proofErr w:type="gramEnd"/>
+      <w:r>
+        <w:t xml:space="preserve"> </w:t>
+      </w:r>
+      <w:proofErr w:type="spellStart"/>
+      <w:r>
+        <w:t>Berò</w:t>
+      </w:r>
+      <w:proofErr w:type="spellEnd"/>
+      <w:r>
+        <w:t xml:space="preserve"> </w:t>
+      </w:r>
+      <w:proofErr w:type="gramStart"/>
+      <w:r>
+        <w:t>Gradi »</w:t>
+      </w:r>
+      <w:proofErr w:type="gramEnd"/>
+      <w:r>
+        <w:t xml:space="preserve"> (</w:t>
+      </w:r>
+      <w:proofErr w:type="spellStart"/>
+      <w:r>
+        <w:t>ou</w:t>
+      </w:r>
+      <w:proofErr w:type="spellEnd"/>
+      <w:r>
+        <w:t xml:space="preserve"> Casa </w:t>
+      </w:r>
+      <w:proofErr w:type="spellStart"/>
+      <w:r>
+        <w:t>Berò</w:t>
+      </w:r>
+      <w:proofErr w:type="spellEnd"/>
+      <w:r>
+        <w:t xml:space="preserve">, </w:t>
+      </w:r>
+      <w:proofErr w:type="spellStart"/>
+      <w:r>
+        <w:t>également</w:t>
+      </w:r>
+      <w:proofErr w:type="spellEnd"/>
+      <w:r>
+        <w:t xml:space="preserve"> </w:t>
+      </w:r>
+      <w:proofErr w:type="spellStart"/>
+      <w:r>
+        <w:t>appelée</w:t>
+      </w:r>
+      <w:proofErr w:type="spellEnd"/>
+      <w:r>
+        <w:t xml:space="preserve"> Casa dei Carracci), </w:t>
+      </w:r>
+      <w:proofErr w:type="spellStart"/>
+      <w:r>
+        <w:t>située</w:t>
+      </w:r>
+      <w:proofErr w:type="spellEnd"/>
+      <w:r>
+        <w:t xml:space="preserve"> </w:t>
+      </w:r>
+      <w:proofErr w:type="spellStart"/>
+      <w:r>
+        <w:t>au</w:t>
+      </w:r>
+      <w:proofErr w:type="spellEnd"/>
+      <w:r>
+        <w:t xml:space="preserve"> N°1 de la Via Rolandino, </w:t>
+      </w:r>
+      <w:proofErr w:type="spellStart"/>
+      <w:r>
+        <w:t>ayant</w:t>
+      </w:r>
+      <w:proofErr w:type="spellEnd"/>
+      <w:r>
+        <w:t xml:space="preserve"> </w:t>
+      </w:r>
+      <w:proofErr w:type="spellStart"/>
+      <w:r>
+        <w:t>fait</w:t>
+      </w:r>
+      <w:proofErr w:type="spellEnd"/>
+      <w:r>
+        <w:t xml:space="preserve"> l'</w:t>
+      </w:r>
+      <w:proofErr w:type="spellStart"/>
+      <w:r>
+        <w:t>objet</w:t>
+      </w:r>
+      <w:proofErr w:type="spellEnd"/>
+      <w:r>
+        <w:t xml:space="preserve"> d'</w:t>
+      </w:r>
+      <w:proofErr w:type="spellStart"/>
+      <w:r>
+        <w:t>importantes</w:t>
+      </w:r>
+      <w:proofErr w:type="spellEnd"/>
+      <w:r>
+        <w:t xml:space="preserve"> </w:t>
+      </w:r>
+      <w:proofErr w:type="spellStart"/>
+      <w:r>
+        <w:t>restaurations</w:t>
+      </w:r>
+      <w:proofErr w:type="spellEnd"/>
+      <w:r>
+        <w:t xml:space="preserve"> </w:t>
+      </w:r>
+      <w:proofErr w:type="spellStart"/>
+      <w:r>
+        <w:t>au</w:t>
+      </w:r>
+      <w:proofErr w:type="spellEnd"/>
+      <w:r>
+        <w:t xml:space="preserve"> </w:t>
+      </w:r>
+      <w:proofErr w:type="spellStart"/>
+      <w:r>
+        <w:t>XIXe</w:t>
+      </w:r>
+      <w:proofErr w:type="spellEnd"/>
+      <w:r>
+        <w:t xml:space="preserve"> siècle.</w:t>
+      </w:r>
+    </w:p>
+    <w:p>
+      <w:r>
+        <w:rPr>
+          <w:noProof/>
+        </w:rPr>
+        <w:drawing>
+          <wp:inline distT="0" distB="0" distL="0" distR="0" wp14:anchorId="31C96673" wp14:editId="27E385DD">
+            <wp:extent cx="6120130" cy="3974465"/>
+            <wp:effectExtent l="0" t="0" r="0" b="6985"/>
+            <wp:docPr id="582525503" name="Immagine 3"/>
+            <wp:cNvGraphicFramePr>
+              <a:graphicFrameLocks xmlns:a="http://schemas.openxmlformats.org/drawingml/2006/main" noChangeAspect="1"/>
+            </wp:cNvGraphicFramePr>
+            <a:graphic xmlns:a="http://schemas.openxmlformats.org/drawingml/2006/main">
+              <a:graphicData uri="http://schemas.openxmlformats.org/drawingml/2006/picture">
+                <pic:pic xmlns:pic="http://schemas.openxmlformats.org/drawingml/2006/picture">
+                  <pic:nvPicPr>
+                    <pic:cNvPr id="582525503" name="Immagine 582525503"/>
+                    <pic:cNvPicPr/>
+                  </pic:nvPicPr>
+                  <pic:blipFill>
+                    <a:blip r:embed="rId6" cstate="print">
+                      <a:extLst>
+                        <a:ext uri="{28A0092B-C50C-407E-A947-70E740481C1C}">
+                          <a14:useLocalDpi xmlns:a14="http://schemas.microsoft.com/office/drawing/2010/main" val="0"/>
+                        </a:ext>
+                      </a:extLst>
+                    </a:blip>
+                    <a:stretch>
+                      <a:fillRect/>
+                    </a:stretch>
+                  </pic:blipFill>
+                  <pic:spPr>
+                    <a:xfrm>
+                      <a:off x="0" y="0"/>
+                      <a:ext cx="6120130" cy="3974465"/>
+                    </a:xfrm>
+                    <a:prstGeom prst="rect">
+                      <a:avLst/>
+                    </a:prstGeom>
+                  </pic:spPr>
+                </pic:pic>
+              </a:graphicData>
+            </a:graphic>
+          </wp:inline>
+        </w:drawing>
+      </w:r>
+    </w:p>
+    <w:p>
+      <w:r>
+        <w:t>[SPLIT_</w:t>
+      </w:r>
+      <w:proofErr w:type="gramStart"/>
+      <w:r>
+        <w:t>BLOCK:casa_rolandino_1.jpg</w:t>
+      </w:r>
+      <w:proofErr w:type="gramEnd"/>
+      <w:r>
+        <w:t>]</w:t>
+      </w:r>
+    </w:p>
+    <w:p/>
+    <w:p>
+      <w:r>
+        <w:t xml:space="preserve">En </w:t>
+      </w:r>
+      <w:proofErr w:type="spellStart"/>
+      <w:r>
+        <w:t>résumé</w:t>
+      </w:r>
+      <w:proofErr w:type="spellEnd"/>
+      <w:r>
+        <w:t xml:space="preserve">, </w:t>
+      </w:r>
+      <w:proofErr w:type="spellStart"/>
+      <w:r>
+        <w:t>bien</w:t>
+      </w:r>
+      <w:proofErr w:type="spellEnd"/>
+      <w:r>
+        <w:t xml:space="preserve"> </w:t>
+      </w:r>
+      <w:proofErr w:type="spellStart"/>
+      <w:r>
+        <w:t>que</w:t>
+      </w:r>
+      <w:proofErr w:type="spellEnd"/>
+      <w:r>
+        <w:t xml:space="preserve"> le </w:t>
+      </w:r>
+      <w:proofErr w:type="spellStart"/>
+      <w:r>
+        <w:t>bâtiment</w:t>
+      </w:r>
+      <w:proofErr w:type="spellEnd"/>
+      <w:r>
+        <w:t xml:space="preserve"> de la Via San Carlo, 19 </w:t>
+      </w:r>
+      <w:proofErr w:type="spellStart"/>
+      <w:r>
+        <w:t>constitue</w:t>
+      </w:r>
+      <w:proofErr w:type="spellEnd"/>
+      <w:r>
+        <w:t xml:space="preserve"> un </w:t>
+      </w:r>
+      <w:proofErr w:type="spellStart"/>
+      <w:r>
+        <w:t>témoignage</w:t>
+      </w:r>
+      <w:proofErr w:type="spellEnd"/>
+      <w:r>
+        <w:t xml:space="preserve"> </w:t>
+      </w:r>
+      <w:proofErr w:type="spellStart"/>
+      <w:r>
+        <w:t>précieux</w:t>
+      </w:r>
+      <w:proofErr w:type="spellEnd"/>
+      <w:r>
+        <w:t xml:space="preserve"> de l'</w:t>
+      </w:r>
+      <w:proofErr w:type="spellStart"/>
+      <w:r>
+        <w:t>ancrage</w:t>
+      </w:r>
+      <w:proofErr w:type="spellEnd"/>
+      <w:r>
+        <w:t xml:space="preserve"> </w:t>
+      </w:r>
+      <w:proofErr w:type="spellStart"/>
+      <w:r>
+        <w:t>originel</w:t>
+      </w:r>
+      <w:proofErr w:type="spellEnd"/>
+      <w:r>
+        <w:t xml:space="preserve"> </w:t>
+      </w:r>
+      <w:proofErr w:type="spellStart"/>
+      <w:r>
+        <w:t>des</w:t>
+      </w:r>
+      <w:proofErr w:type="spellEnd"/>
+      <w:r>
+        <w:t xml:space="preserve"> Carracci </w:t>
+      </w:r>
+      <w:proofErr w:type="spellStart"/>
+      <w:r>
+        <w:t>dans</w:t>
+      </w:r>
+      <w:proofErr w:type="spellEnd"/>
+      <w:r>
+        <w:t xml:space="preserve"> le quartier </w:t>
+      </w:r>
+      <w:proofErr w:type="spellStart"/>
+      <w:r>
+        <w:t>historique</w:t>
+      </w:r>
+      <w:proofErr w:type="spellEnd"/>
+      <w:r>
+        <w:t xml:space="preserve"> </w:t>
+      </w:r>
+      <w:proofErr w:type="spellStart"/>
+      <w:r>
+        <w:t>des</w:t>
+      </w:r>
+      <w:proofErr w:type="spellEnd"/>
+      <w:r>
+        <w:t xml:space="preserve"> </w:t>
+      </w:r>
+      <w:proofErr w:type="spellStart"/>
+      <w:r>
+        <w:t>canaux</w:t>
+      </w:r>
+      <w:proofErr w:type="spellEnd"/>
+      <w:r>
+        <w:t xml:space="preserve">, sa mise en </w:t>
+      </w:r>
+      <w:proofErr w:type="spellStart"/>
+      <w:r>
+        <w:t>valeur</w:t>
+      </w:r>
+      <w:proofErr w:type="spellEnd"/>
+      <w:r>
+        <w:t xml:space="preserve"> </w:t>
+      </w:r>
+      <w:proofErr w:type="spellStart"/>
+      <w:r>
+        <w:t>gagne</w:t>
+      </w:r>
+      <w:proofErr w:type="spellEnd"/>
+      <w:r>
+        <w:t xml:space="preserve"> à </w:t>
+      </w:r>
+      <w:proofErr w:type="spellStart"/>
+      <w:r>
+        <w:t>être</w:t>
+      </w:r>
+      <w:proofErr w:type="spellEnd"/>
+      <w:r>
+        <w:t xml:space="preserve"> </w:t>
+      </w:r>
+      <w:proofErr w:type="spellStart"/>
+      <w:r>
+        <w:t>complétée</w:t>
+      </w:r>
+      <w:proofErr w:type="spellEnd"/>
+      <w:r>
+        <w:t xml:space="preserve"> par </w:t>
+      </w:r>
+      <w:proofErr w:type="spellStart"/>
+      <w:r>
+        <w:t>des</w:t>
+      </w:r>
+      <w:proofErr w:type="spellEnd"/>
+      <w:r>
+        <w:t xml:space="preserve"> </w:t>
+      </w:r>
+      <w:proofErr w:type="spellStart"/>
+      <w:r>
+        <w:t>données</w:t>
+      </w:r>
+      <w:proofErr w:type="spellEnd"/>
+      <w:r>
+        <w:t xml:space="preserve"> </w:t>
+      </w:r>
+      <w:proofErr w:type="spellStart"/>
+      <w:r>
+        <w:t>biographiques</w:t>
+      </w:r>
+      <w:proofErr w:type="spellEnd"/>
+      <w:r>
+        <w:t xml:space="preserve"> </w:t>
+      </w:r>
+      <w:proofErr w:type="spellStart"/>
+      <w:r>
+        <w:t>précises</w:t>
+      </w:r>
+      <w:proofErr w:type="spellEnd"/>
+      <w:r>
+        <w:t xml:space="preserve"> sur Ludovico Carracci et par l'</w:t>
+      </w:r>
+      <w:proofErr w:type="spellStart"/>
+      <w:r>
+        <w:t>historiographie</w:t>
+      </w:r>
+      <w:proofErr w:type="spellEnd"/>
+      <w:r>
+        <w:t xml:space="preserve"> </w:t>
+      </w:r>
+      <w:proofErr w:type="spellStart"/>
+      <w:r>
+        <w:t>artistique</w:t>
+      </w:r>
+      <w:proofErr w:type="spellEnd"/>
+      <w:r>
+        <w:t xml:space="preserve"> de Bologne.</w:t>
+      </w:r>
+    </w:p>
+    <w:p>
+      <w:pPr>
+        <w:spacing w:before="240"/>
+      </w:pPr>
+      <w:r>
+        <w:rPr>
+          <w:rFonts w:ascii="Segoe UI" w:hAnsi="Segoe UI"/>
+          <w:b/>
+          <w:color w:val="1E3A8A"/>
+          <w:sz w:val="26"/>
+        </w:rPr>
+        <w:lastRenderedPageBreak/>
+        <w:t>Tabella delle Fonti e Certificazione</w:t>
+      </w:r>
+    </w:p>
+    <w:tbl>
+      <w:tblPr>
+        <w:tblW w:w="0" w:type="auto"/>
+        <w:jc w:val="center"/>
+        <w:tblBorders>
+          <w:top w:val="single" w:sz="4" w:space="0" w:color="CBD5E1"/>
+          <w:bottom w:val="single" w:sz="4" w:space="0" w:color="CBD5E1"/>
+          <w:insideH w:val="single" w:sz="4" w:space="0" w:color="CBD5E1"/>
+          <w:insideV w:val="single" w:sz="4" w:space="0" w:color="CBD5E1"/>
+        </w:tblBorders>
+        <w:tblLook w:val="04A0" w:firstRow="1" w:lastRow="0" w:firstColumn="1" w:lastColumn="0" w:noHBand="0" w:noVBand="1"/>
+      </w:tblPr>
+      <w:tblGrid>
+        <w:gridCol w:w="2880"/>
+        <w:gridCol w:w="2880"/>
+        <w:gridCol w:w="2880"/>
+      </w:tblGrid>
+      <w:tr>
+        <w:trPr>
+          <w:jc w:val="center"/>
+        </w:trPr>
+        <w:tc>
+          <w:tcPr>
+            <w:tcW w:w="2880" w:type="dxa"/>
+            <w:shd w:val="clear" w:color="auto" w:fill="1E3A8A"/>
+            <w:tcMar>
+              <w:top w:w="140" w:type="dxa"/>
+              <w:left w:w="180" w:type="dxa"/>
+              <w:bottom w:w="140" w:type="dxa"/>
+              <w:right w:w="180" w:type="dxa"/>
+            </w:tcMar>
+          </w:tcPr>
+          <w:p>
+            <w:pPr>
+              <w:spacing w:before="40" w:after="40"/>
+            </w:pPr>
+            <w:r>
+              <w:rPr>
+                <w:rFonts w:ascii="Segoe UI" w:hAnsi="Segoe UI"/>
+                <w:b/>
+                <w:color w:val="FFFFFF"/>
+                <w:sz w:val="19"/>
+              </w:rPr>
+              <w:t xml:space="preserve">Source / </w:t>
+            </w:r>
+            <w:proofErr w:type="spellStart"/>
+            <w:r>
+              <w:rPr>
+                <w:rFonts w:ascii="Segoe UI" w:hAnsi="Segoe UI"/>
+                <w:b/>
+                <w:color w:val="FFFFFF"/>
+                <w:sz w:val="19"/>
+              </w:rPr>
+              <w:t>Référence</w:t>
+            </w:r>
+            <w:proofErr w:type="spellEnd"/>
+            <w:r>
+              <w:rPr>
+                <w:rFonts w:ascii="Segoe UI" w:hAnsi="Segoe UI"/>
+                <w:b/>
+                <w:color w:val="FFFFFF"/>
+                <w:sz w:val="19"/>
+              </w:rPr>
+              <w:t xml:space="preserve"> </w:t>
+            </w:r>
+            <w:proofErr w:type="spellStart"/>
+            <w:r>
+              <w:rPr>
+                <w:rFonts w:ascii="Segoe UI" w:hAnsi="Segoe UI"/>
+                <w:b/>
+                <w:color w:val="FFFFFF"/>
+                <w:sz w:val="19"/>
+              </w:rPr>
+              <w:t>Historique</w:t>
+            </w:r>
+            <w:proofErr w:type="spellEnd"/>
+          </w:p>
+        </w:tc>
+        <w:tc>
+          <w:tcPr>
+            <w:tcW w:w="2880" w:type="dxa"/>
+            <w:shd w:val="clear" w:color="auto" w:fill="1E3A8A"/>
+            <w:tcMar>
+              <w:top w:w="140" w:type="dxa"/>
+              <w:left w:w="180" w:type="dxa"/>
+              <w:bottom w:w="140" w:type="dxa"/>
+              <w:right w:w="180" w:type="dxa"/>
+            </w:tcMar>
+          </w:tcPr>
+          <w:p>
+            <w:pPr>
+              <w:spacing w:before="40" w:after="40"/>
+            </w:pPr>
+            <w:proofErr w:type="spellStart"/>
+            <w:r>
+              <w:rPr>
+                <w:rFonts w:ascii="Segoe UI" w:hAnsi="Segoe UI"/>
+                <w:b/>
+                <w:color w:val="FFFFFF"/>
+                <w:sz w:val="19"/>
+              </w:rPr>
+              <w:t>Domaine</w:t>
+            </w:r>
+            <w:proofErr w:type="spellEnd"/>
+            <w:r>
+              <w:rPr>
+                <w:rFonts w:ascii="Segoe UI" w:hAnsi="Segoe UI"/>
+                <w:b/>
+                <w:color w:val="FFFFFF"/>
+                <w:sz w:val="19"/>
+              </w:rPr>
+              <w:t xml:space="preserve"> de </w:t>
+            </w:r>
+            <w:proofErr w:type="spellStart"/>
+            <w:r>
+              <w:rPr>
+                <w:rFonts w:ascii="Segoe UI" w:hAnsi="Segoe UI"/>
+                <w:b/>
+                <w:color w:val="FFFFFF"/>
+                <w:sz w:val="19"/>
+              </w:rPr>
+              <w:t>Vérification</w:t>
+            </w:r>
+            <w:proofErr w:type="spellEnd"/>
+          </w:p>
+        </w:tc>
+        <w:tc>
+          <w:tcPr>
+            <w:tcW w:w="2880" w:type="dxa"/>
+            <w:shd w:val="clear" w:color="auto" w:fill="1E3A8A"/>
+            <w:tcMar>
+              <w:top w:w="140" w:type="dxa"/>
+              <w:left w:w="180" w:type="dxa"/>
+              <w:bottom w:w="140" w:type="dxa"/>
+              <w:right w:w="180" w:type="dxa"/>
+            </w:tcMar>
+          </w:tcPr>
+          <w:p>
+            <w:pPr>
+              <w:spacing w:before="40" w:after="40"/>
+            </w:pPr>
+            <w:r>
+              <w:rPr>
+                <w:rFonts w:ascii="Segoe UI" w:hAnsi="Segoe UI"/>
+                <w:b/>
+                <w:color w:val="FFFFFF"/>
+                <w:sz w:val="19"/>
+              </w:rPr>
+              <w:t xml:space="preserve">Lien / </w:t>
+            </w:r>
+            <w:proofErr w:type="spellStart"/>
+            <w:r>
+              <w:rPr>
+                <w:rFonts w:ascii="Segoe UI" w:hAnsi="Segoe UI"/>
+                <w:b/>
+                <w:color w:val="FFFFFF"/>
+                <w:sz w:val="19"/>
+              </w:rPr>
+              <w:t>Certification</w:t>
+            </w:r>
+            <w:proofErr w:type="spellEnd"/>
+          </w:p>
+        </w:tc>
+      </w:tr>
+      <w:tr>
+        <w:trPr>
+          <w:jc w:val="center"/>
+        </w:trPr>
+        <w:tc>
+          <w:tcPr>
+            <w:tcW w:w="2880" w:type="dxa"/>
+            <w:shd w:val="clear" w:color="auto" w:fill="F8FAFC"/>
+            <w:tcMar>
+              <w:top w:w="140" w:type="dxa"/>
+              <w:left w:w="180" w:type="dxa"/>
+              <w:bottom w:w="140" w:type="dxa"/>
+              <w:right w:w="180" w:type="dxa"/>
+            </w:tcMar>
+          </w:tcPr>
+          <w:p>
+            <w:pPr>
+              <w:spacing w:before="40" w:after="40"/>
+            </w:pPr>
+            <w:proofErr w:type="spellStart"/>
+            <w:r>
+              <w:rPr>
+                <w:rFonts w:ascii="Segoe UI" w:hAnsi="Segoe UI"/>
+                <w:color w:val="334155"/>
+                <w:sz w:val="19"/>
+              </w:rPr>
+              <w:t>Surintendance</w:t>
+            </w:r>
+            <w:proofErr w:type="spellEnd"/>
+            <w:r>
+              <w:rPr>
+                <w:rFonts w:ascii="Segoe UI" w:hAnsi="Segoe UI"/>
+                <w:color w:val="334155"/>
+                <w:sz w:val="19"/>
+              </w:rPr>
+              <w:t xml:space="preserve"> de l'</w:t>
+            </w:r>
+            <w:proofErr w:type="spellStart"/>
+            <w:r>
+              <w:rPr>
+                <w:rFonts w:ascii="Segoe UI" w:hAnsi="Segoe UI"/>
+                <w:color w:val="334155"/>
+                <w:sz w:val="19"/>
+              </w:rPr>
+              <w:t>Archéologie</w:t>
+            </w:r>
+            <w:proofErr w:type="spellEnd"/>
+            <w:r>
+              <w:rPr>
+                <w:rFonts w:ascii="Segoe UI" w:hAnsi="Segoe UI"/>
+                <w:color w:val="334155"/>
+                <w:sz w:val="19"/>
+              </w:rPr>
+              <w:t xml:space="preserve">, </w:t>
+            </w:r>
+            <w:proofErr w:type="spellStart"/>
+            <w:r>
+              <w:rPr>
+                <w:rFonts w:ascii="Segoe UI" w:hAnsi="Segoe UI"/>
+                <w:color w:val="334155"/>
+                <w:sz w:val="19"/>
+              </w:rPr>
+              <w:t>des</w:t>
+            </w:r>
+            <w:proofErr w:type="spellEnd"/>
+            <w:r>
+              <w:rPr>
+                <w:rFonts w:ascii="Segoe UI" w:hAnsi="Segoe UI"/>
+                <w:color w:val="334155"/>
+                <w:sz w:val="19"/>
+              </w:rPr>
+              <w:t xml:space="preserve"> Beaux-Arts et </w:t>
+            </w:r>
+            <w:proofErr w:type="spellStart"/>
+            <w:r>
+              <w:rPr>
+                <w:rFonts w:ascii="Segoe UI" w:hAnsi="Segoe UI"/>
+                <w:color w:val="334155"/>
+                <w:sz w:val="19"/>
+              </w:rPr>
+              <w:t>du</w:t>
+            </w:r>
+            <w:proofErr w:type="spellEnd"/>
+            <w:r>
+              <w:rPr>
+                <w:rFonts w:ascii="Segoe UI" w:hAnsi="Segoe UI"/>
+                <w:color w:val="334155"/>
+                <w:sz w:val="19"/>
+              </w:rPr>
+              <w:t xml:space="preserve"> </w:t>
+            </w:r>
+            <w:proofErr w:type="spellStart"/>
+            <w:r>
+              <w:rPr>
+                <w:rFonts w:ascii="Segoe UI" w:hAnsi="Segoe UI"/>
+                <w:color w:val="334155"/>
+                <w:sz w:val="19"/>
+              </w:rPr>
+              <w:t>Paysage</w:t>
+            </w:r>
+            <w:proofErr w:type="spellEnd"/>
+            <w:r>
+              <w:rPr>
+                <w:rFonts w:ascii="Segoe UI" w:hAnsi="Segoe UI"/>
+                <w:color w:val="334155"/>
+                <w:sz w:val="19"/>
+              </w:rPr>
+              <w:t xml:space="preserve"> pour </w:t>
+            </w:r>
+            <w:proofErr w:type="gramStart"/>
+            <w:r>
+              <w:rPr>
+                <w:rFonts w:ascii="Segoe UI" w:hAnsi="Segoe UI"/>
+                <w:color w:val="334155"/>
+                <w:sz w:val="19"/>
+              </w:rPr>
+              <w:t>la ville</w:t>
+            </w:r>
+            <w:proofErr w:type="gramEnd"/>
+            <w:r>
+              <w:rPr>
+                <w:rFonts w:ascii="Segoe UI" w:hAnsi="Segoe UI"/>
+                <w:color w:val="334155"/>
+                <w:sz w:val="19"/>
+              </w:rPr>
+              <w:t xml:space="preserve"> </w:t>
+            </w:r>
+            <w:proofErr w:type="spellStart"/>
+            <w:r>
+              <w:rPr>
+                <w:rFonts w:ascii="Segoe UI" w:hAnsi="Segoe UI"/>
+                <w:color w:val="334155"/>
+                <w:sz w:val="19"/>
+              </w:rPr>
+              <w:t>métropolitaine</w:t>
+            </w:r>
+            <w:proofErr w:type="spellEnd"/>
+            <w:r>
+              <w:rPr>
+                <w:rFonts w:ascii="Segoe UI" w:hAnsi="Segoe UI"/>
+                <w:color w:val="334155"/>
+                <w:sz w:val="19"/>
+              </w:rPr>
+              <w:t xml:space="preserve"> de Bologne</w:t>
+            </w:r>
+          </w:p>
+        </w:tc>
+        <w:tc>
+          <w:tcPr>
+            <w:tcW w:w="2880" w:type="dxa"/>
+            <w:shd w:val="clear" w:color="auto" w:fill="F8FAFC"/>
+            <w:tcMar>
+              <w:top w:w="140" w:type="dxa"/>
+              <w:left w:w="180" w:type="dxa"/>
+              <w:bottom w:w="140" w:type="dxa"/>
+              <w:right w:w="180" w:type="dxa"/>
+            </w:tcMar>
+          </w:tcPr>
+          <w:p>
+            <w:pPr>
+              <w:spacing w:before="40" w:after="40"/>
+            </w:pPr>
+            <w:proofErr w:type="spellStart"/>
+            <w:r>
+              <w:rPr>
+                <w:rFonts w:ascii="Segoe UI" w:hAnsi="Segoe UI"/>
+                <w:color w:val="334155"/>
+                <w:sz w:val="19"/>
+              </w:rPr>
+              <w:t>Protection</w:t>
+            </w:r>
+            <w:proofErr w:type="spellEnd"/>
+            <w:r>
+              <w:rPr>
+                <w:rFonts w:ascii="Segoe UI" w:hAnsi="Segoe UI"/>
+                <w:color w:val="334155"/>
+                <w:sz w:val="19"/>
+              </w:rPr>
+              <w:t xml:space="preserve"> et </w:t>
+            </w:r>
+            <w:proofErr w:type="spellStart"/>
+            <w:r>
+              <w:rPr>
+                <w:rFonts w:ascii="Segoe UI" w:hAnsi="Segoe UI"/>
+                <w:color w:val="334155"/>
+                <w:sz w:val="19"/>
+              </w:rPr>
+              <w:t>classement</w:t>
+            </w:r>
+            <w:proofErr w:type="spellEnd"/>
+            <w:r>
+              <w:rPr>
+                <w:rFonts w:ascii="Segoe UI" w:hAnsi="Segoe UI"/>
+                <w:color w:val="334155"/>
+                <w:sz w:val="19"/>
+              </w:rPr>
+              <w:t xml:space="preserve"> </w:t>
+            </w:r>
+            <w:proofErr w:type="spellStart"/>
+            <w:r>
+              <w:rPr>
+                <w:rFonts w:ascii="Segoe UI" w:hAnsi="Segoe UI"/>
+                <w:color w:val="334155"/>
+                <w:sz w:val="19"/>
+              </w:rPr>
+              <w:t>architectural</w:t>
+            </w:r>
+            <w:proofErr w:type="spellEnd"/>
+            <w:r>
+              <w:rPr>
+                <w:rFonts w:ascii="Segoe UI" w:hAnsi="Segoe UI"/>
+                <w:color w:val="334155"/>
+                <w:sz w:val="19"/>
+              </w:rPr>
+              <w:t xml:space="preserve"> </w:t>
+            </w:r>
+            <w:proofErr w:type="spellStart"/>
+            <w:r>
+              <w:rPr>
+                <w:rFonts w:ascii="Segoe UI" w:hAnsi="Segoe UI"/>
+                <w:color w:val="334155"/>
+                <w:sz w:val="19"/>
+              </w:rPr>
+              <w:t>du</w:t>
+            </w:r>
+            <w:proofErr w:type="spellEnd"/>
+            <w:r>
+              <w:rPr>
+                <w:rFonts w:ascii="Segoe UI" w:hAnsi="Segoe UI"/>
+                <w:color w:val="334155"/>
+                <w:sz w:val="19"/>
+              </w:rPr>
+              <w:t xml:space="preserve"> </w:t>
+            </w:r>
+            <w:proofErr w:type="spellStart"/>
+            <w:r>
+              <w:rPr>
+                <w:rFonts w:ascii="Segoe UI" w:hAnsi="Segoe UI"/>
+                <w:color w:val="334155"/>
+                <w:sz w:val="19"/>
+              </w:rPr>
+              <w:t>bâtiment</w:t>
+            </w:r>
+            <w:proofErr w:type="spellEnd"/>
+            <w:r>
+              <w:rPr>
+                <w:rFonts w:ascii="Segoe UI" w:hAnsi="Segoe UI"/>
+                <w:color w:val="334155"/>
+                <w:sz w:val="19"/>
+              </w:rPr>
+              <w:t xml:space="preserve"> </w:t>
+            </w:r>
+            <w:proofErr w:type="spellStart"/>
+            <w:r>
+              <w:rPr>
+                <w:rFonts w:ascii="Segoe UI" w:hAnsi="Segoe UI"/>
+                <w:color w:val="334155"/>
+                <w:sz w:val="19"/>
+              </w:rPr>
+              <w:t>situé</w:t>
+            </w:r>
+            <w:proofErr w:type="spellEnd"/>
+            <w:r>
+              <w:rPr>
+                <w:rFonts w:ascii="Segoe UI" w:hAnsi="Segoe UI"/>
+                <w:color w:val="334155"/>
+                <w:sz w:val="19"/>
+              </w:rPr>
+              <w:t xml:space="preserve"> Via San Carlo 19</w:t>
+            </w:r>
+          </w:p>
+        </w:tc>
+        <w:tc>
+          <w:tcPr>
+            <w:tcW w:w="2880" w:type="dxa"/>
+            <w:shd w:val="clear" w:color="auto" w:fill="F8FAFC"/>
+            <w:tcMar>
+              <w:top w:w="140" w:type="dxa"/>
+              <w:left w:w="180" w:type="dxa"/>
+              <w:bottom w:w="140" w:type="dxa"/>
+              <w:right w:w="180" w:type="dxa"/>
+            </w:tcMar>
+          </w:tcPr>
+          <w:p>
+            <w:pPr>
+              <w:spacing w:before="40" w:after="40"/>
+            </w:pPr>
+            <w:r>
+              <w:rPr>
+                <w:rFonts w:ascii="Segoe UI" w:hAnsi="Segoe UI"/>
+                <w:color w:val="2563EB"/>
+                <w:sz w:val="19"/>
+                <w:u w:val="single"/>
+              </w:rPr>
+              <w:t xml:space="preserve">SABAP Bologne - </w:t>
+            </w:r>
+            <w:proofErr w:type="spellStart"/>
+            <w:r>
+              <w:rPr>
+                <w:rFonts w:ascii="Segoe UI" w:hAnsi="Segoe UI"/>
+                <w:color w:val="2563EB"/>
+                <w:sz w:val="19"/>
+                <w:u w:val="single"/>
+              </w:rPr>
+              <w:t>Catalogue</w:t>
+            </w:r>
+            <w:proofErr w:type="spellEnd"/>
+            <w:r>
+              <w:rPr>
+                <w:rFonts w:ascii="Segoe UI" w:hAnsi="Segoe UI"/>
+                <w:color w:val="2563EB"/>
+                <w:sz w:val="19"/>
+                <w:u w:val="single"/>
+              </w:rPr>
+              <w:t xml:space="preserve"> </w:t>
+            </w:r>
+            <w:proofErr w:type="spellStart"/>
+            <w:r>
+              <w:rPr>
+                <w:rFonts w:ascii="Segoe UI" w:hAnsi="Segoe UI"/>
+                <w:color w:val="2563EB"/>
+                <w:sz w:val="19"/>
+                <w:u w:val="single"/>
+              </w:rPr>
+              <w:t>du</w:t>
+            </w:r>
+            <w:proofErr w:type="spellEnd"/>
+            <w:r>
+              <w:rPr>
+                <w:rFonts w:ascii="Segoe UI" w:hAnsi="Segoe UI"/>
+                <w:color w:val="2563EB"/>
+                <w:sz w:val="19"/>
+                <w:u w:val="single"/>
+              </w:rPr>
+              <w:t xml:space="preserve"> </w:t>
+            </w:r>
+            <w:proofErr w:type="spellStart"/>
+            <w:r>
+              <w:rPr>
+                <w:rFonts w:ascii="Segoe UI" w:hAnsi="Segoe UI"/>
+                <w:color w:val="2563EB"/>
+                <w:sz w:val="19"/>
+                <w:u w:val="single"/>
+              </w:rPr>
+              <w:t>Patrimoine</w:t>
+            </w:r>
+            <w:proofErr w:type="spellEnd"/>
+          </w:p>
+        </w:tc>
+      </w:tr>
+      <w:tr>
+        <w:trPr>
+          <w:jc w:val="center"/>
+        </w:trPr>
+        <w:tc>
+          <w:tcPr>
+            <w:tcW w:w="2880" w:type="dxa"/>
+            <w:shd w:val="clear" w:color="auto" w:fill="FFFFFF"/>
+            <w:tcMar>
+              <w:top w:w="140" w:type="dxa"/>
+              <w:left w:w="180" w:type="dxa"/>
+              <w:bottom w:w="140" w:type="dxa"/>
+              <w:right w:w="180" w:type="dxa"/>
+            </w:tcMar>
+          </w:tcPr>
+          <w:p>
+            <w:pPr>
+              <w:spacing w:before="40" w:after="40"/>
+            </w:pPr>
+            <w:proofErr w:type="spellStart"/>
+            <w:r>
+              <w:rPr>
+                <w:rFonts w:ascii="Segoe UI" w:hAnsi="Segoe UI"/>
+                <w:color w:val="334155"/>
+                <w:sz w:val="19"/>
+              </w:rPr>
+              <w:t>Dictionnaire</w:t>
+            </w:r>
+            <w:proofErr w:type="spellEnd"/>
+            <w:r>
+              <w:rPr>
+                <w:rFonts w:ascii="Segoe UI" w:hAnsi="Segoe UI"/>
+                <w:color w:val="334155"/>
+                <w:sz w:val="19"/>
+              </w:rPr>
+              <w:t xml:space="preserve"> </w:t>
+            </w:r>
+            <w:proofErr w:type="spellStart"/>
+            <w:r>
+              <w:rPr>
+                <w:rFonts w:ascii="Segoe UI" w:hAnsi="Segoe UI"/>
+                <w:color w:val="334155"/>
+                <w:sz w:val="19"/>
+              </w:rPr>
+              <w:t>Biographique</w:t>
+            </w:r>
+            <w:proofErr w:type="spellEnd"/>
+            <w:r>
+              <w:rPr>
+                <w:rFonts w:ascii="Segoe UI" w:hAnsi="Segoe UI"/>
+                <w:color w:val="334155"/>
+                <w:sz w:val="19"/>
+              </w:rPr>
+              <w:t xml:space="preserve"> </w:t>
+            </w:r>
+            <w:proofErr w:type="spellStart"/>
+            <w:r>
+              <w:rPr>
+                <w:rFonts w:ascii="Segoe UI" w:hAnsi="Segoe UI"/>
+                <w:color w:val="334155"/>
+                <w:sz w:val="19"/>
+              </w:rPr>
+              <w:t>des</w:t>
+            </w:r>
+            <w:proofErr w:type="spellEnd"/>
+            <w:r>
+              <w:rPr>
+                <w:rFonts w:ascii="Segoe UI" w:hAnsi="Segoe UI"/>
+                <w:color w:val="334155"/>
+                <w:sz w:val="19"/>
+              </w:rPr>
+              <w:t xml:space="preserve"> </w:t>
+            </w:r>
+            <w:proofErr w:type="spellStart"/>
+            <w:r>
+              <w:rPr>
+                <w:rFonts w:ascii="Segoe UI" w:hAnsi="Segoe UI"/>
+                <w:color w:val="334155"/>
+                <w:sz w:val="19"/>
+              </w:rPr>
+              <w:t>Italiens</w:t>
+            </w:r>
+            <w:proofErr w:type="spellEnd"/>
+            <w:r>
+              <w:rPr>
+                <w:rFonts w:ascii="Segoe UI" w:hAnsi="Segoe UI"/>
+                <w:color w:val="334155"/>
+                <w:sz w:val="19"/>
+              </w:rPr>
+              <w:t xml:space="preserve"> (Treccani) - Volume 20</w:t>
+            </w:r>
+          </w:p>
+        </w:tc>
+        <w:tc>
+          <w:tcPr>
+            <w:tcW w:w="2880" w:type="dxa"/>
+            <w:shd w:val="clear" w:color="auto" w:fill="FFFFFF"/>
+            <w:tcMar>
+              <w:top w:w="140" w:type="dxa"/>
+              <w:left w:w="180" w:type="dxa"/>
+              <w:bottom w:w="140" w:type="dxa"/>
+              <w:right w:w="180" w:type="dxa"/>
+            </w:tcMar>
+          </w:tcPr>
+          <w:p>
+            <w:pPr>
+              <w:spacing w:before="40" w:after="40"/>
+            </w:pPr>
+            <w:proofErr w:type="spellStart"/>
+            <w:r>
+              <w:rPr>
+                <w:rFonts w:ascii="Segoe UI" w:hAnsi="Segoe UI"/>
+                <w:color w:val="334155"/>
+                <w:sz w:val="19"/>
+              </w:rPr>
+              <w:t>Vérification</w:t>
+            </w:r>
+            <w:proofErr w:type="spellEnd"/>
+            <w:r>
+              <w:rPr>
+                <w:rFonts w:ascii="Segoe UI" w:hAnsi="Segoe UI"/>
+                <w:color w:val="334155"/>
+                <w:sz w:val="19"/>
+              </w:rPr>
+              <w:t xml:space="preserve"> </w:t>
+            </w:r>
+            <w:proofErr w:type="spellStart"/>
+            <w:r>
+              <w:rPr>
+                <w:rFonts w:ascii="Segoe UI" w:hAnsi="Segoe UI"/>
+                <w:color w:val="334155"/>
+                <w:sz w:val="19"/>
+              </w:rPr>
+              <w:t>des</w:t>
+            </w:r>
+            <w:proofErr w:type="spellEnd"/>
+            <w:r>
+              <w:rPr>
+                <w:rFonts w:ascii="Segoe UI" w:hAnsi="Segoe UI"/>
+                <w:color w:val="334155"/>
+                <w:sz w:val="19"/>
+              </w:rPr>
+              <w:t xml:space="preserve"> </w:t>
+            </w:r>
+            <w:proofErr w:type="spellStart"/>
+            <w:r>
+              <w:rPr>
+                <w:rFonts w:ascii="Segoe UI" w:hAnsi="Segoe UI"/>
+                <w:color w:val="334155"/>
+                <w:sz w:val="19"/>
+              </w:rPr>
+              <w:t>dates</w:t>
+            </w:r>
+            <w:proofErr w:type="spellEnd"/>
+            <w:r>
+              <w:rPr>
+                <w:rFonts w:ascii="Segoe UI" w:hAnsi="Segoe UI"/>
+                <w:color w:val="334155"/>
+                <w:sz w:val="19"/>
+              </w:rPr>
+              <w:t xml:space="preserve"> </w:t>
+            </w:r>
+            <w:proofErr w:type="spellStart"/>
+            <w:r>
+              <w:rPr>
+                <w:rFonts w:ascii="Segoe UI" w:hAnsi="Segoe UI"/>
+                <w:color w:val="334155"/>
+                <w:sz w:val="19"/>
+              </w:rPr>
+              <w:t>biographiques</w:t>
+            </w:r>
+            <w:proofErr w:type="spellEnd"/>
+            <w:r>
+              <w:rPr>
+                <w:rFonts w:ascii="Segoe UI" w:hAnsi="Segoe UI"/>
+                <w:color w:val="334155"/>
+                <w:sz w:val="19"/>
+              </w:rPr>
+              <w:t xml:space="preserve"> de Ludovico Carracci (1555–1619)</w:t>
+            </w:r>
+          </w:p>
+        </w:tc>
+        <w:tc>
+          <w:tcPr>
+            <w:tcW w:w="2880" w:type="dxa"/>
+            <w:shd w:val="clear" w:color="auto" w:fill="FFFFFF"/>
+            <w:tcMar>
+              <w:top w:w="140" w:type="dxa"/>
+              <w:left w:w="180" w:type="dxa"/>
+              <w:bottom w:w="140" w:type="dxa"/>
+              <w:right w:w="180" w:type="dxa"/>
+            </w:tcMar>
+          </w:tcPr>
+          <w:p>
+            <w:pPr>
+              <w:spacing w:before="40" w:after="40"/>
+            </w:pPr>
+            <w:r>
+              <w:rPr>
+                <w:rFonts w:ascii="Segoe UI" w:hAnsi="Segoe UI"/>
+                <w:color w:val="2563EB"/>
+                <w:sz w:val="19"/>
+                <w:u w:val="single"/>
+              </w:rPr>
+              <w:t>Treccani - Ludovico Carracci</w:t>
+            </w:r>
+          </w:p>
+        </w:tc>
+      </w:tr>
+      <w:tr>
+        <w:trPr>
+          <w:jc w:val="center"/>
+        </w:trPr>
+        <w:tc>
+          <w:tcPr>
+            <w:tcW w:w="2880" w:type="dxa"/>
+            <w:shd w:val="clear" w:color="auto" w:fill="F8FAFC"/>
+            <w:tcMar>
+              <w:top w:w="140" w:type="dxa"/>
+              <w:left w:w="180" w:type="dxa"/>
+              <w:bottom w:w="140" w:type="dxa"/>
+              <w:right w:w="180" w:type="dxa"/>
+            </w:tcMar>
+          </w:tcPr>
+          <w:p>
+            <w:pPr>
+              <w:spacing w:before="40" w:after="40"/>
+            </w:pPr>
+            <w:r>
+              <w:rPr>
+                <w:rFonts w:ascii="Segoe UI" w:hAnsi="Segoe UI"/>
+                <w:color w:val="334155"/>
+                <w:sz w:val="19"/>
+              </w:rPr>
+              <w:t xml:space="preserve">Bibliothèque Salaborsa - </w:t>
+            </w:r>
+            <w:proofErr w:type="spellStart"/>
+            <w:r>
+              <w:rPr>
+                <w:rFonts w:ascii="Segoe UI" w:hAnsi="Segoe UI"/>
+                <w:color w:val="334155"/>
+                <w:sz w:val="19"/>
+              </w:rPr>
+              <w:t>Chronologie</w:t>
+            </w:r>
+            <w:proofErr w:type="spellEnd"/>
+            <w:r>
+              <w:rPr>
+                <w:rFonts w:ascii="Segoe UI" w:hAnsi="Segoe UI"/>
+                <w:color w:val="334155"/>
+                <w:sz w:val="19"/>
+              </w:rPr>
+              <w:t xml:space="preserve"> de Bologne</w:t>
+            </w:r>
+          </w:p>
+        </w:tc>
+        <w:tc>
+          <w:tcPr>
+            <w:tcW w:w="2880" w:type="dxa"/>
+            <w:shd w:val="clear" w:color="auto" w:fill="F8FAFC"/>
+            <w:tcMar>
+              <w:top w:w="140" w:type="dxa"/>
+              <w:left w:w="180" w:type="dxa"/>
+              <w:bottom w:w="140" w:type="dxa"/>
+              <w:right w:w="180" w:type="dxa"/>
+            </w:tcMar>
+          </w:tcPr>
+          <w:p>
+            <w:pPr>
+              <w:spacing w:before="40" w:after="40"/>
+            </w:pPr>
+            <w:r>
+              <w:rPr>
+                <w:rFonts w:ascii="Segoe UI" w:hAnsi="Segoe UI"/>
+                <w:color w:val="334155"/>
+                <w:sz w:val="19"/>
+              </w:rPr>
+              <w:t xml:space="preserve">Histoire de l'Accademia degli Incamminati et </w:t>
+            </w:r>
+            <w:proofErr w:type="spellStart"/>
+            <w:r>
+              <w:rPr>
+                <w:rFonts w:ascii="Segoe UI" w:hAnsi="Segoe UI"/>
+                <w:color w:val="334155"/>
+                <w:sz w:val="19"/>
+              </w:rPr>
+              <w:t>sièges</w:t>
+            </w:r>
+            <w:proofErr w:type="spellEnd"/>
+            <w:r>
+              <w:rPr>
+                <w:rFonts w:ascii="Segoe UI" w:hAnsi="Segoe UI"/>
+                <w:color w:val="334155"/>
+                <w:sz w:val="19"/>
+              </w:rPr>
+              <w:t xml:space="preserve"> </w:t>
+            </w:r>
+            <w:proofErr w:type="spellStart"/>
+            <w:r>
+              <w:rPr>
+                <w:rFonts w:ascii="Segoe UI" w:hAnsi="Segoe UI"/>
+                <w:color w:val="334155"/>
+                <w:sz w:val="19"/>
+              </w:rPr>
+              <w:t>historiques</w:t>
+            </w:r>
+            <w:proofErr w:type="spellEnd"/>
+            <w:r>
+              <w:rPr>
+                <w:rFonts w:ascii="Segoe UI" w:hAnsi="Segoe UI"/>
+                <w:color w:val="334155"/>
+                <w:sz w:val="19"/>
+              </w:rPr>
+              <w:t xml:space="preserve"> </w:t>
+            </w:r>
+            <w:proofErr w:type="spellStart"/>
+            <w:r>
+              <w:rPr>
+                <w:rFonts w:ascii="Segoe UI" w:hAnsi="Segoe UI"/>
+                <w:color w:val="334155"/>
+                <w:sz w:val="19"/>
+              </w:rPr>
+              <w:t>des</w:t>
+            </w:r>
+            <w:proofErr w:type="spellEnd"/>
+            <w:r>
+              <w:rPr>
+                <w:rFonts w:ascii="Segoe UI" w:hAnsi="Segoe UI"/>
+                <w:color w:val="334155"/>
+                <w:sz w:val="19"/>
+              </w:rPr>
+              <w:t xml:space="preserve"> Carracci</w:t>
+            </w:r>
+          </w:p>
+        </w:tc>
+        <w:tc>
+          <w:tcPr>
+            <w:tcW w:w="2880" w:type="dxa"/>
+            <w:shd w:val="clear" w:color="auto" w:fill="F8FAFC"/>
+            <w:tcMar>
+              <w:top w:w="140" w:type="dxa"/>
+              <w:left w:w="180" w:type="dxa"/>
+              <w:bottom w:w="140" w:type="dxa"/>
+              <w:right w:w="180" w:type="dxa"/>
+            </w:tcMar>
+          </w:tcPr>
+          <w:p>
+            <w:pPr>
+              <w:spacing w:before="40" w:after="40"/>
+            </w:pPr>
+            <w:r>
+              <w:rPr>
+                <w:rFonts w:ascii="Segoe UI" w:hAnsi="Segoe UI"/>
+                <w:color w:val="2563EB"/>
+                <w:sz w:val="19"/>
+                <w:u w:val="single"/>
+              </w:rPr>
+              <w:t xml:space="preserve">Salaborsa - </w:t>
+            </w:r>
+            <w:proofErr w:type="spellStart"/>
+            <w:r>
+              <w:rPr>
+                <w:rFonts w:ascii="Segoe UI" w:hAnsi="Segoe UI"/>
+                <w:color w:val="2563EB"/>
+                <w:sz w:val="19"/>
+                <w:u w:val="single"/>
+              </w:rPr>
+              <w:t>Chronologie</w:t>
+            </w:r>
+            <w:proofErr w:type="spellEnd"/>
+          </w:p>
+        </w:tc>
+      </w:tr>
+      <w:tr>
+        <w:trPr>
+          <w:jc w:val="center"/>
+        </w:trPr>
+        <w:tc>
+          <w:tcPr>
+            <w:tcW w:w="2880" w:type="dxa"/>
+            <w:shd w:val="clear" w:color="auto" w:fill="FFFFFF"/>
+            <w:tcMar>
+              <w:top w:w="140" w:type="dxa"/>
+              <w:left w:w="180" w:type="dxa"/>
+              <w:bottom w:w="140" w:type="dxa"/>
+              <w:right w:w="180" w:type="dxa"/>
+            </w:tcMar>
+          </w:tcPr>
+          <w:p>
+            <w:pPr>
+              <w:spacing w:before="40" w:after="40"/>
+            </w:pPr>
+            <w:proofErr w:type="spellStart"/>
+            <w:r>
+              <w:rPr>
+                <w:rFonts w:ascii="Segoe UI" w:hAnsi="Segoe UI"/>
+                <w:color w:val="334155"/>
+                <w:sz w:val="19"/>
+              </w:rPr>
+              <w:t>Direction</w:t>
+            </w:r>
+            <w:proofErr w:type="spellEnd"/>
+            <w:r>
+              <w:rPr>
+                <w:rFonts w:ascii="Segoe UI" w:hAnsi="Segoe UI"/>
+                <w:color w:val="334155"/>
+                <w:sz w:val="19"/>
+              </w:rPr>
+              <w:t xml:space="preserve"> Générale </w:t>
+            </w:r>
+            <w:proofErr w:type="spellStart"/>
+            <w:r>
+              <w:rPr>
+                <w:rFonts w:ascii="Segoe UI" w:hAnsi="Segoe UI"/>
+                <w:color w:val="334155"/>
+                <w:sz w:val="19"/>
+              </w:rPr>
+              <w:t>des</w:t>
+            </w:r>
+            <w:proofErr w:type="spellEnd"/>
+            <w:r>
+              <w:rPr>
+                <w:rFonts w:ascii="Segoe UI" w:hAnsi="Segoe UI"/>
+                <w:color w:val="334155"/>
+                <w:sz w:val="19"/>
+              </w:rPr>
+              <w:t xml:space="preserve"> Archives - Archives d'</w:t>
+            </w:r>
+            <w:proofErr w:type="spellStart"/>
+            <w:r>
+              <w:rPr>
+                <w:rFonts w:ascii="Segoe UI" w:hAnsi="Segoe UI"/>
+                <w:color w:val="334155"/>
+                <w:sz w:val="19"/>
+              </w:rPr>
+              <w:t>État</w:t>
+            </w:r>
+            <w:proofErr w:type="spellEnd"/>
+            <w:r>
+              <w:rPr>
+                <w:rFonts w:ascii="Segoe UI" w:hAnsi="Segoe UI"/>
+                <w:color w:val="334155"/>
+                <w:sz w:val="19"/>
+              </w:rPr>
+              <w:t xml:space="preserve"> de Bologne</w:t>
+            </w:r>
+          </w:p>
+        </w:tc>
+        <w:tc>
+          <w:tcPr>
+            <w:tcW w:w="2880" w:type="dxa"/>
+            <w:shd w:val="clear" w:color="auto" w:fill="FFFFFF"/>
+            <w:tcMar>
+              <w:top w:w="140" w:type="dxa"/>
+              <w:left w:w="180" w:type="dxa"/>
+              <w:bottom w:w="140" w:type="dxa"/>
+              <w:right w:w="180" w:type="dxa"/>
+            </w:tcMar>
+          </w:tcPr>
+          <w:p>
+            <w:pPr>
+              <w:spacing w:before="40" w:after="40"/>
+            </w:pPr>
+            <w:proofErr w:type="spellStart"/>
+            <w:r>
+              <w:rPr>
+                <w:rFonts w:ascii="Segoe UI" w:hAnsi="Segoe UI"/>
+                <w:color w:val="334155"/>
+                <w:sz w:val="19"/>
+              </w:rPr>
+              <w:t>Documentation</w:t>
+            </w:r>
+            <w:proofErr w:type="spellEnd"/>
+            <w:r>
+              <w:rPr>
+                <w:rFonts w:ascii="Segoe UI" w:hAnsi="Segoe UI"/>
+                <w:color w:val="334155"/>
+                <w:sz w:val="19"/>
+              </w:rPr>
+              <w:t xml:space="preserve"> </w:t>
+            </w:r>
+            <w:proofErr w:type="spellStart"/>
+            <w:r>
+              <w:rPr>
+                <w:rFonts w:ascii="Segoe UI" w:hAnsi="Segoe UI"/>
+                <w:color w:val="334155"/>
+                <w:sz w:val="19"/>
+              </w:rPr>
+              <w:t>cadastrale</w:t>
+            </w:r>
+            <w:proofErr w:type="spellEnd"/>
+            <w:r>
+              <w:rPr>
+                <w:rFonts w:ascii="Segoe UI" w:hAnsi="Segoe UI"/>
+                <w:color w:val="334155"/>
+                <w:sz w:val="19"/>
+              </w:rPr>
+              <w:t xml:space="preserve"> et </w:t>
+            </w:r>
+            <w:proofErr w:type="spellStart"/>
+            <w:r>
+              <w:rPr>
+                <w:rFonts w:ascii="Segoe UI" w:hAnsi="Segoe UI"/>
+                <w:color w:val="334155"/>
+                <w:sz w:val="19"/>
+              </w:rPr>
+              <w:t>propriétés</w:t>
+            </w:r>
+            <w:proofErr w:type="spellEnd"/>
+            <w:r>
+              <w:rPr>
+                <w:rFonts w:ascii="Segoe UI" w:hAnsi="Segoe UI"/>
+                <w:color w:val="334155"/>
+                <w:sz w:val="19"/>
+              </w:rPr>
+              <w:t xml:space="preserve"> </w:t>
+            </w:r>
+            <w:proofErr w:type="spellStart"/>
+            <w:r>
+              <w:rPr>
+                <w:rFonts w:ascii="Segoe UI" w:hAnsi="Segoe UI"/>
+                <w:color w:val="334155"/>
+                <w:sz w:val="19"/>
+              </w:rPr>
+              <w:t>historiques</w:t>
+            </w:r>
+            <w:proofErr w:type="spellEnd"/>
+            <w:r>
+              <w:rPr>
+                <w:rFonts w:ascii="Segoe UI" w:hAnsi="Segoe UI"/>
+                <w:color w:val="334155"/>
+                <w:sz w:val="19"/>
+              </w:rPr>
+              <w:t xml:space="preserve"> de la Via Rolandino et Via San Carlo</w:t>
+            </w:r>
+          </w:p>
+        </w:tc>
+        <w:tc>
+          <w:tcPr>
+            <w:tcW w:w="2880" w:type="dxa"/>
+            <w:shd w:val="clear" w:color="auto" w:fill="FFFFFF"/>
+            <w:tcMar>
+              <w:top w:w="140" w:type="dxa"/>
+              <w:left w:w="180" w:type="dxa"/>
+              <w:bottom w:w="140" w:type="dxa"/>
+              <w:right w:w="180" w:type="dxa"/>
+            </w:tcMar>
+          </w:tcPr>
+          <w:p>
+            <w:pPr>
+              <w:spacing w:before="40" w:after="40"/>
+            </w:pPr>
+            <w:r>
+              <w:rPr>
+                <w:rFonts w:ascii="Segoe UI" w:hAnsi="Segoe UI"/>
+                <w:color w:val="2563EB"/>
+                <w:sz w:val="19"/>
+                <w:u w:val="single"/>
+              </w:rPr>
+              <w:t xml:space="preserve">ASBO - Archives </w:t>
+            </w:r>
+            <w:proofErr w:type="spellStart"/>
+            <w:r>
+              <w:rPr>
+                <w:rFonts w:ascii="Segoe UI" w:hAnsi="Segoe UI"/>
+                <w:color w:val="2563EB"/>
+                <w:sz w:val="19"/>
+                <w:u w:val="single"/>
+              </w:rPr>
+              <w:t>Historiques</w:t>
+            </w:r>
+            <w:proofErr w:type="spellEnd"/>
+          </w:p>
+        </w:tc>
+      </w:tr>
+    </w:tbl>
+    <w:p/>
     <w:p/>
     <w:sectPr>
       <w:pgSz w:w="11906" w:h="16838"/>
@@ -109,6 +2676,163 @@
 </w:document>
 </file>
 
+<file path=word/numbering.xml><?xml version="1.0" encoding="utf-8"?>
+<w:numbering xmlns:wpc="http://schemas.microsoft.com/office/word/2010/wordprocessingCanvas" xmlns:cx="http://schemas.microsoft.com/office/drawing/2014/chartex" xmlns:cx1="http://schemas.microsoft.com/office/drawing/2015/9/8/chartex" xmlns:cx2="http://schemas.microsoft.com/office/drawing/2015/10/21/chartex" xmlns:cx3="http://schemas.microsoft.com/office/drawing/2016/5/9/chartex" xmlns:cx4="http://schemas.microsoft.com/office/drawing/2016/5/10/chartex" xmlns:cx5="http://schemas.microsoft.com/office/drawing/2016/5/11/chartex" xmlns:cx6="http://schemas.microsoft.com/office/drawing/2016/5/12/chartex" xmlns:cx7="http://schemas.microsoft.com/office/drawing/2016/5/13/chartex" xmlns:cx8="http://schemas.microsoft.com/office/drawing/2016/5/14/chartex" xmlns:mc="http://schemas.openxmlformats.org/markup-compatibility/2006" xmlns:aink="http://schemas.microsoft.com/office/drawing/2016/ink" xmlns:am3d="http://schemas.microsoft.com/office/drawing/2017/model3d" xmlns:o="urn:schemas-microsoft-com:office:office" xmlns:oel="http://schemas.microsoft.com/office/2019/extlst" xmlns:r="http://schemas.openxmlformats.org/officeDocument/2006/relationships" xmlns:m="http://schemas.openxmlformats.org/officeDocument/2006/math" xmlns:v="urn:schemas-microsoft-com:vml" xmlns:wp14="http://schemas.microsoft.com/office/word/2010/wordprocessingDrawing" xmlns:wp="http://schemas.openxmlformats.org/drawingml/2006/wordprocessingDrawing" xmlns:w10="urn:schemas-microsoft-com:office:word" xmlns:w="http://schemas.openxmlformats.org/wordprocessingml/2006/main" xmlns:w14="http://schemas.microsoft.com/office/word/2010/wordml" xmlns:w15="http://schemas.microsoft.com/office/word/2012/wordml" xmlns:w16cex="http://schemas.microsoft.com/office/word/2018/wordml/cex" xmlns:w16cid="http://schemas.microsoft.com/office/word/2016/wordml/cid" xmlns:w16="http://schemas.microsoft.com/office/word/2018/wordml" xmlns:w16du="http://schemas.microsoft.com/office/word/2023/wordml/word16du" xmlns:w16sdtdh="http://schemas.microsoft.com/office/word/2020/wordml/sdtdatahash" xmlns:w16sdtfl="http://schemas.microsoft.com/office/word/2024/wordml/sdtformatlock" xmlns:w16se="http://schemas.microsoft.com/office/word/2015/wordml/symex" xmlns:wpg="http://schemas.microsoft.com/office/word/2010/wordprocessingGroup" xmlns:wpi="http://schemas.microsoft.com/office/word/2010/wordprocessingInk" xmlns:wne="http://schemas.microsoft.com/office/word/2006/wordml" xmlns:wps="http://schemas.microsoft.com/office/word/2010/wordprocessingShape" mc:Ignorable="w14 w15 w16se w16cid w16 w16cex w16sdtdh w16sdtfl w16du wp14">
+  <w:abstractNum w:abstractNumId="0" w15:restartNumberingAfterBreak="0">
+    <w:nsid w:val="71383679"/>
+    <w:multiLevelType w:val="multilevel"/>
+    <w:tmpl w:val="086C7A6E"/>
+    <w:lvl w:ilvl="0">
+      <w:start w:val="1"/>
+      <w:numFmt w:val="bullet"/>
+      <w:lvlText w:val=""/>
+      <w:lvlJc w:val="left"/>
+      <w:pPr>
+        <w:tabs>
+          <w:tab w:val="num" w:pos="720"/>
+        </w:tabs>
+        <w:ind w:left="720" w:hanging="360"/>
+      </w:pPr>
+      <w:rPr>
+        <w:rFonts w:ascii="Symbol" w:hAnsi="Symbol" w:hint="default"/>
+        <w:sz w:val="20"/>
+      </w:rPr>
+    </w:lvl>
+    <w:lvl w:ilvl="1" w:tentative="1">
+      <w:start w:val="1"/>
+      <w:numFmt w:val="bullet"/>
+      <w:lvlText w:val="o"/>
+      <w:lvlJc w:val="left"/>
+      <w:pPr>
+        <w:tabs>
+          <w:tab w:val="num" w:pos="1440"/>
+        </w:tabs>
+        <w:ind w:left="1440" w:hanging="360"/>
+      </w:pPr>
+      <w:rPr>
+        <w:rFonts w:ascii="Courier New" w:hAnsi="Courier New" w:hint="default"/>
+        <w:sz w:val="20"/>
+      </w:rPr>
+    </w:lvl>
+    <w:lvl w:ilvl="2" w:tentative="1">
+      <w:start w:val="1"/>
+      <w:numFmt w:val="bullet"/>
+      <w:lvlText w:val=""/>
+      <w:lvlJc w:val="left"/>
+      <w:pPr>
+        <w:tabs>
+          <w:tab w:val="num" w:pos="2160"/>
+        </w:tabs>
+        <w:ind w:left="2160" w:hanging="360"/>
+      </w:pPr>
+      <w:rPr>
+        <w:rFonts w:ascii="Wingdings" w:hAnsi="Wingdings" w:hint="default"/>
+        <w:sz w:val="20"/>
+      </w:rPr>
+    </w:lvl>
+    <w:lvl w:ilvl="3" w:tentative="1">
+      <w:start w:val="1"/>
+      <w:numFmt w:val="bullet"/>
+      <w:lvlText w:val=""/>
+      <w:lvlJc w:val="left"/>
+      <w:pPr>
+        <w:tabs>
+          <w:tab w:val="num" w:pos="2880"/>
+        </w:tabs>
+        <w:ind w:left="2880" w:hanging="360"/>
+      </w:pPr>
+      <w:rPr>
+        <w:rFonts w:ascii="Wingdings" w:hAnsi="Wingdings" w:hint="default"/>
+        <w:sz w:val="20"/>
+      </w:rPr>
+    </w:lvl>
+    <w:lvl w:ilvl="4" w:tentative="1">
+      <w:start w:val="1"/>
+      <w:numFmt w:val="bullet"/>
+      <w:lvlText w:val=""/>
+      <w:lvlJc w:val="left"/>
+      <w:pPr>
+        <w:tabs>
+          <w:tab w:val="num" w:pos="3600"/>
+        </w:tabs>
+        <w:ind w:left="3600" w:hanging="360"/>
+      </w:pPr>
+      <w:rPr>
+        <w:rFonts w:ascii="Wingdings" w:hAnsi="Wingdings" w:hint="default"/>
+        <w:sz w:val="20"/>
+      </w:rPr>
+    </w:lvl>
+    <w:lvl w:ilvl="5" w:tentative="1">
+      <w:start w:val="1"/>
+      <w:numFmt w:val="bullet"/>
+      <w:lvlText w:val=""/>
+      <w:lvlJc w:val="left"/>
+      <w:pPr>
+        <w:tabs>
+          <w:tab w:val="num" w:pos="4320"/>
+        </w:tabs>
+        <w:ind w:left="4320" w:hanging="360"/>
+      </w:pPr>
+      <w:rPr>
+        <w:rFonts w:ascii="Wingdings" w:hAnsi="Wingdings" w:hint="default"/>
+        <w:sz w:val="20"/>
+      </w:rPr>
+    </w:lvl>
+    <w:lvl w:ilvl="6" w:tentative="1">
+      <w:start w:val="1"/>
+      <w:numFmt w:val="bullet"/>
+      <w:lvlText w:val=""/>
+      <w:lvlJc w:val="left"/>
+      <w:pPr>
+        <w:tabs>
+          <w:tab w:val="num" w:pos="5040"/>
+        </w:tabs>
+        <w:ind w:left="5040" w:hanging="360"/>
+      </w:pPr>
+      <w:rPr>
+        <w:rFonts w:ascii="Wingdings" w:hAnsi="Wingdings" w:hint="default"/>
+        <w:sz w:val="20"/>
+      </w:rPr>
+    </w:lvl>
+    <w:lvl w:ilvl="7" w:tentative="1">
+      <w:start w:val="1"/>
+      <w:numFmt w:val="bullet"/>
+      <w:lvlText w:val=""/>
+      <w:lvlJc w:val="left"/>
+      <w:pPr>
+        <w:tabs>
+          <w:tab w:val="num" w:pos="5760"/>
+        </w:tabs>
+        <w:ind w:left="5760" w:hanging="360"/>
+      </w:pPr>
+      <w:rPr>
+        <w:rFonts w:ascii="Wingdings" w:hAnsi="Wingdings" w:hint="default"/>
+        <w:sz w:val="20"/>
+      </w:rPr>
+    </w:lvl>
+    <w:lvl w:ilvl="8" w:tentative="1">
+      <w:start w:val="1"/>
+      <w:numFmt w:val="bullet"/>
+      <w:lvlText w:val=""/>
+      <w:lvlJc w:val="left"/>
+      <w:pPr>
+        <w:tabs>
+          <w:tab w:val="num" w:pos="6480"/>
+        </w:tabs>
+        <w:ind w:left="6480" w:hanging="360"/>
+      </w:pPr>
+      <w:rPr>
+        <w:rFonts w:ascii="Wingdings" w:hAnsi="Wingdings" w:hint="default"/>
+        <w:sz w:val="20"/>
+      </w:rPr>
+    </w:lvl>
+  </w:abstractNum>
+  <w:num w:numId="1" w16cid:durableId="387920409">
+    <w:abstractNumId w:val="0"/>
+  </w:num>
+</w:numbering>
+</file>
+
 <file path=word/styles.xml><?xml version="1.0" encoding="utf-8"?>
 <w:styles xmlns:mc="http://schemas.openxmlformats.org/markup-compatibility/2006" xmlns:r="http://schemas.openxmlformats.org/officeDocument/2006/relationships" xmlns:w="http://schemas.openxmlformats.org/wordprocessingml/2006/main" xmlns:w14="http://schemas.microsoft.com/office/word/2010/wordml" xmlns:w15="http://schemas.microsoft.com/office/word/2012/wordml" xmlns:w16cex="http://schemas.microsoft.com/office/word/2018/wordml/cex" xmlns:w16cid="http://schemas.microsoft.com/office/word/2016/wordml/cid" xmlns:w16="http://schemas.microsoft.com/office/word/2018/wordml" xmlns:w16du="http://schemas.microsoft.com/office/word/2023/wordml/word16du" xmlns:w16sdtdh="http://schemas.microsoft.com/office/word/2020/wordml/sdtdatahash" xmlns:w16sdtfl="http://schemas.microsoft.com/office/word/2024/wordml/sdtformatlock" xmlns:w16se="http://schemas.microsoft.com/office/word/2015/wordml/symex" mc:Ignorable="w14 w15 w16se w16cid w16 w16cex w16sdtdh w16sdtfl w16du">
   <w:docDefaults>
@@ -118,7 +2842,7 @@
         <w:kern w:val="2"/>
         <w:sz w:val="24"/>
         <w:szCs w:val="24"/>
-        <w:lang w:val="fr" w:eastAsia="en-US" w:bidi="ar-SA"/>
+        <w:lang w:val="it-IT" w:eastAsia="en-US" w:bidi="ar-SA"/>
         <w14:ligatures w14:val="standardContextual"/>
       </w:rPr>
     </w:rPrDefault>
@@ -517,7 +3241,7 @@
     <w:link w:val="Titolo1Carattere"/>
     <w:uiPriority w:val="9"/>
     <w:qFormat/>
-    <w:rsid w:val="009C7734"/>
+    <w:rsid w:val="00AD2A31"/>
     <w:pPr>
       <w:keepNext/>
       <w:keepLines/>
@@ -540,7 +3264,7 @@
     <w:semiHidden/>
     <w:unhideWhenUsed/>
     <w:qFormat/>
-    <w:rsid w:val="009C7734"/>
+    <w:rsid w:val="00AD2A31"/>
     <w:pPr>
       <w:keepNext/>
       <w:keepLines/>
@@ -563,7 +3287,7 @@
     <w:semiHidden/>
     <w:unhideWhenUsed/>
     <w:qFormat/>
-    <w:rsid w:val="009C7734"/>
+    <w:rsid w:val="00AD2A31"/>
     <w:pPr>
       <w:keepNext/>
       <w:keepLines/>
@@ -586,7 +3310,7 @@
     <w:semiHidden/>
     <w:unhideWhenUsed/>
     <w:qFormat/>
-    <w:rsid w:val="009C7734"/>
+    <w:rsid w:val="00AD2A31"/>
     <w:pPr>
       <w:keepNext/>
       <w:keepLines/>
@@ -609,7 +3333,7 @@
     <w:semiHidden/>
     <w:unhideWhenUsed/>
     <w:qFormat/>
-    <w:rsid w:val="009C7734"/>
+    <w:rsid w:val="00AD2A31"/>
     <w:pPr>
       <w:keepNext/>
       <w:keepLines/>
@@ -630,7 +3354,7 @@
     <w:semiHidden/>
     <w:unhideWhenUsed/>
     <w:qFormat/>
-    <w:rsid w:val="009C7734"/>
+    <w:rsid w:val="00AD2A31"/>
     <w:pPr>
       <w:keepNext/>
       <w:keepLines/>
@@ -653,7 +3377,7 @@
     <w:semiHidden/>
     <w:unhideWhenUsed/>
     <w:qFormat/>
-    <w:rsid w:val="009C7734"/>
+    <w:rsid w:val="00AD2A31"/>
     <w:pPr>
       <w:keepNext/>
       <w:keepLines/>
@@ -674,7 +3398,7 @@
     <w:semiHidden/>
     <w:unhideWhenUsed/>
     <w:qFormat/>
-    <w:rsid w:val="009C7734"/>
+    <w:rsid w:val="00AD2A31"/>
     <w:pPr>
       <w:keepNext/>
       <w:keepLines/>
@@ -697,7 +3421,7 @@
     <w:semiHidden/>
     <w:unhideWhenUsed/>
     <w:qFormat/>
-    <w:rsid w:val="009C7734"/>
+    <w:rsid w:val="00AD2A31"/>
     <w:pPr>
       <w:keepNext/>
       <w:keepLines/>
@@ -712,6 +3436,7 @@
   <w:style w:type="character" w:default="1" w:styleId="Carpredefinitoparagrafo">
     <w:name w:val="Default Paragraph Font"/>
     <w:uiPriority w:val="1"/>
+    <w:semiHidden/>
     <w:unhideWhenUsed/>
   </w:style>
   <w:style w:type="table" w:default="1" w:styleId="Tabellanormale">
@@ -740,7 +3465,7 @@
     <w:basedOn w:val="Carpredefinitoparagrafo"/>
     <w:link w:val="Titolo1"/>
     <w:uiPriority w:val="9"/>
-    <w:rsid w:val="009C7734"/>
+    <w:rsid w:val="00AD2A31"/>
     <w:rPr>
       <w:rFonts w:asciiTheme="majorHAnsi" w:eastAsiaTheme="majorEastAsia" w:hAnsiTheme="majorHAnsi" w:cstheme="majorBidi"/>
       <w:color w:val="0F4761" w:themeColor="accent1" w:themeShade="BF"/>
@@ -754,7 +3479,7 @@
     <w:link w:val="Titolo2"/>
     <w:uiPriority w:val="9"/>
     <w:semiHidden/>
-    <w:rsid w:val="009C7734"/>
+    <w:rsid w:val="00AD2A31"/>
     <w:rPr>
       <w:rFonts w:asciiTheme="majorHAnsi" w:eastAsiaTheme="majorEastAsia" w:hAnsiTheme="majorHAnsi" w:cstheme="majorBidi"/>
       <w:color w:val="0F4761" w:themeColor="accent1" w:themeShade="BF"/>
@@ -768,7 +3493,7 @@
     <w:link w:val="Titolo3"/>
     <w:uiPriority w:val="9"/>
     <w:semiHidden/>
-    <w:rsid w:val="009C7734"/>
+    <w:rsid w:val="00AD2A31"/>
     <w:rPr>
       <w:rFonts w:eastAsiaTheme="majorEastAsia" w:cstheme="majorBidi"/>
       <w:color w:val="0F4761" w:themeColor="accent1" w:themeShade="BF"/>
@@ -782,7 +3507,7 @@
     <w:link w:val="Titolo4"/>
     <w:uiPriority w:val="9"/>
     <w:semiHidden/>
-    <w:rsid w:val="009C7734"/>
+    <w:rsid w:val="00AD2A31"/>
     <w:rPr>
       <w:rFonts w:eastAsiaTheme="majorEastAsia" w:cstheme="majorBidi"/>
       <w:i/>
@@ -796,7 +3521,7 @@
     <w:link w:val="Titolo5"/>
     <w:uiPriority w:val="9"/>
     <w:semiHidden/>
-    <w:rsid w:val="009C7734"/>
+    <w:rsid w:val="00AD2A31"/>
     <w:rPr>
       <w:rFonts w:eastAsiaTheme="majorEastAsia" w:cstheme="majorBidi"/>
       <w:color w:val="0F4761" w:themeColor="accent1" w:themeShade="BF"/>
@@ -808,7 +3533,7 @@
     <w:link w:val="Titolo6"/>
     <w:uiPriority w:val="9"/>
     <w:semiHidden/>
-    <w:rsid w:val="009C7734"/>
+    <w:rsid w:val="00AD2A31"/>
     <w:rPr>
       <w:rFonts w:eastAsiaTheme="majorEastAsia" w:cstheme="majorBidi"/>
       <w:i/>
@@ -822,7 +3547,7 @@
     <w:link w:val="Titolo7"/>
     <w:uiPriority w:val="9"/>
     <w:semiHidden/>
-    <w:rsid w:val="009C7734"/>
+    <w:rsid w:val="00AD2A31"/>
     <w:rPr>
       <w:rFonts w:eastAsiaTheme="majorEastAsia" w:cstheme="majorBidi"/>
       <w:color w:val="595959" w:themeColor="text1" w:themeTint="A6"/>
@@ -834,7 +3559,7 @@
     <w:link w:val="Titolo8"/>
     <w:uiPriority w:val="9"/>
     <w:semiHidden/>
-    <w:rsid w:val="009C7734"/>
+    <w:rsid w:val="00AD2A31"/>
     <w:rPr>
       <w:rFonts w:eastAsiaTheme="majorEastAsia" w:cstheme="majorBidi"/>
       <w:i/>
@@ -848,7 +3573,7 @@
     <w:link w:val="Titolo9"/>
     <w:uiPriority w:val="9"/>
     <w:semiHidden/>
-    <w:rsid w:val="009C7734"/>
+    <w:rsid w:val="00AD2A31"/>
     <w:rPr>
       <w:rFonts w:eastAsiaTheme="majorEastAsia" w:cstheme="majorBidi"/>
       <w:color w:val="272727" w:themeColor="text1" w:themeTint="D8"/>
@@ -861,7 +3586,7 @@
     <w:link w:val="TitoloCarattere"/>
     <w:uiPriority w:val="10"/>
     <w:qFormat/>
-    <w:rsid w:val="009C7734"/>
+    <w:rsid w:val="00AD2A31"/>
     <w:pPr>
       <w:spacing w:after="80" w:line="240" w:lineRule="auto"/>
       <w:contextualSpacing/>
@@ -879,7 +3604,7 @@
     <w:basedOn w:val="Carpredefinitoparagrafo"/>
     <w:link w:val="Titolo"/>
     <w:uiPriority w:val="10"/>
-    <w:rsid w:val="009C7734"/>
+    <w:rsid w:val="00AD2A31"/>
     <w:rPr>
       <w:rFonts w:asciiTheme="majorHAnsi" w:eastAsiaTheme="majorEastAsia" w:hAnsiTheme="majorHAnsi" w:cstheme="majorBidi"/>
       <w:spacing w:val="-10"/>
@@ -895,7 +3620,7 @@
     <w:link w:val="SottotitoloCarattere"/>
     <w:uiPriority w:val="11"/>
     <w:qFormat/>
-    <w:rsid w:val="009C7734"/>
+    <w:rsid w:val="00AD2A31"/>
     <w:pPr>
       <w:numPr>
         <w:ilvl w:val="1"/>
@@ -914,7 +3639,7 @@
     <w:basedOn w:val="Carpredefinitoparagrafo"/>
     <w:link w:val="Sottotitolo"/>
     <w:uiPriority w:val="11"/>
-    <w:rsid w:val="009C7734"/>
+    <w:rsid w:val="00AD2A31"/>
     <w:rPr>
       <w:rFonts w:eastAsiaTheme="majorEastAsia" w:cstheme="majorBidi"/>
       <w:color w:val="595959" w:themeColor="text1" w:themeTint="A6"/>
@@ -930,7 +3655,7 @@
     <w:link w:val="CitazioneCarattere"/>
     <w:uiPriority w:val="29"/>
     <w:qFormat/>
-    <w:rsid w:val="009C7734"/>
+    <w:rsid w:val="00AD2A31"/>
     <w:pPr>
       <w:spacing w:before="160"/>
       <w:jc w:val="center"/>
@@ -946,7 +3671,7 @@
     <w:basedOn w:val="Carpredefinitoparagrafo"/>
     <w:link w:val="Citazione"/>
     <w:uiPriority w:val="29"/>
-    <w:rsid w:val="009C7734"/>
+    <w:rsid w:val="00AD2A31"/>
     <w:rPr>
       <w:i/>
       <w:iCs/>
@@ -958,7 +3683,7 @@
     <w:basedOn w:val="Normale"/>
     <w:uiPriority w:val="34"/>
     <w:qFormat/>
-    <w:rsid w:val="009C7734"/>
+    <w:rsid w:val="00AD2A31"/>
     <w:pPr>
       <w:ind w:left="720"/>
       <w:contextualSpacing/>
@@ -969,7 +3694,7 @@
     <w:basedOn w:val="Carpredefinitoparagrafo"/>
     <w:uiPriority w:val="21"/>
     <w:qFormat/>
-    <w:rsid w:val="009C7734"/>
+    <w:rsid w:val="00AD2A31"/>
     <w:rPr>
       <w:i/>
       <w:iCs/>
@@ -983,7 +3708,7 @@
     <w:link w:val="CitazioneintensaCarattere"/>
     <w:uiPriority w:val="30"/>
     <w:qFormat/>
-    <w:rsid w:val="009C7734"/>
+    <w:rsid w:val="00AD2A31"/>
     <w:pPr>
       <w:pBdr>
         <w:top w:val="single" w:sz="4" w:space="10" w:color="0F4761" w:themeColor="accent1" w:themeShade="BF"/>
@@ -1004,7 +3729,7 @@
     <w:basedOn w:val="Carpredefinitoparagrafo"/>
     <w:link w:val="Citazioneintensa"/>
     <w:uiPriority w:val="30"/>
-    <w:rsid w:val="009C7734"/>
+    <w:rsid w:val="00AD2A31"/>
     <w:rPr>
       <w:i/>
       <w:iCs/>
@@ -1016,7 +3741,7 @@
     <w:basedOn w:val="Carpredefinitoparagrafo"/>
     <w:uiPriority w:val="32"/>
     <w:qFormat/>
-    <w:rsid w:val="009C7734"/>
+    <w:rsid w:val="00AD2A31"/>
     <w:rPr>
       <w:b/>
       <w:bCs/>

--- a/DOCS_DA_CONVERTIRE/carracci_fr.docx
+++ b/DOCS_DA_CONVERTIRE/carracci_fr.docx
@@ -570,7 +570,6 @@
         <w:t xml:space="preserve"> </w:t>
       </w:r>
       <w:proofErr w:type="spellStart"/>
-      <w:proofErr w:type="gramStart"/>
       <w:r>
         <w:rPr>
           <w:b/>
@@ -586,7 +585,6 @@
         </w:rPr>
         <w:t xml:space="preserve"> :</w:t>
       </w:r>
-      <w:proofErr w:type="gramEnd"/>
       <w:r>
         <w:t xml:space="preserve"> </w:t>
       </w:r>
@@ -743,7 +741,6 @@
         <w:t xml:space="preserve"> </w:t>
       </w:r>
       <w:proofErr w:type="spellStart"/>
-      <w:proofErr w:type="gramStart"/>
       <w:r>
         <w:rPr>
           <w:b/>
@@ -759,7 +756,6 @@
         </w:rPr>
         <w:t xml:space="preserve"> :</w:t>
       </w:r>
-      <w:proofErr w:type="gramEnd"/>
       <w:r>
         <w:t xml:space="preserve"> Le </w:t>
       </w:r>
@@ -1159,25 +1155,12 @@
         <w:t xml:space="preserve"> </w:t>
       </w:r>
       <w:proofErr w:type="spellStart"/>
-      <w:proofErr w:type="gramStart"/>
       <w:r>
         <w:t>édifice</w:t>
       </w:r>
       <w:proofErr w:type="spellEnd"/>
       <w:r>
-        <w:t xml:space="preserve"> :</w:t>
-      </w:r>
-      <w:proofErr w:type="gramEnd"/>
-      <w:r>
-        <w:t xml:space="preserve"> la </w:t>
-      </w:r>
-      <w:proofErr w:type="gramStart"/>
-      <w:r>
-        <w:t>« Casa</w:t>
-      </w:r>
-      <w:proofErr w:type="gramEnd"/>
-      <w:r>
-        <w:t xml:space="preserve"> </w:t>
+        <w:t xml:space="preserve"> : la « Casa </w:t>
       </w:r>
       <w:proofErr w:type="spellStart"/>
       <w:r>
@@ -1185,15 +1168,7 @@
       </w:r>
       <w:proofErr w:type="spellEnd"/>
       <w:r>
-        <w:t xml:space="preserve"> </w:t>
-      </w:r>
-      <w:proofErr w:type="gramStart"/>
-      <w:r>
-        <w:t>Gradi »</w:t>
-      </w:r>
-      <w:proofErr w:type="gramEnd"/>
-      <w:r>
-        <w:t xml:space="preserve"> (</w:t>
+        <w:t xml:space="preserve"> Gradi » (</w:t>
       </w:r>
       <w:proofErr w:type="spellStart"/>
       <w:r>
@@ -1306,7 +1281,7 @@
           <w:noProof/>
         </w:rPr>
         <w:drawing>
-          <wp:inline distT="0" distB="0" distL="0" distR="0" wp14:anchorId="31C96673" wp14:editId="27E385DD">
+          <wp:inline distT="0" distB="0" distL="0" distR="0" wp14:anchorId="31C96673" wp14:editId="7BEA9B90">
             <wp:extent cx="6120130" cy="3974465"/>
             <wp:effectExtent l="0" t="0" r="0" b="6985"/>
             <wp:docPr id="582525503" name="Immagine 3"/>
@@ -1350,15 +1325,7 @@
     </w:p>
     <w:p>
       <w:r>
-        <w:t>[SPLIT_</w:t>
-      </w:r>
-      <w:proofErr w:type="gramStart"/>
-      <w:r>
-        <w:t>BLOCK:casa_rolandino_1.jpg</w:t>
-      </w:r>
-      <w:proofErr w:type="gramEnd"/>
-      <w:r>
-        <w:t>]</w:t>
+        <w:t>[SPLIT_BLOCK:casa_rolandino_1.jpg]</w:t>
       </w:r>
     </w:p>
     <w:p/>
@@ -1559,1113 +1526,185 @@
         <w:t xml:space="preserve"> de Bologne.</w:t>
       </w:r>
     </w:p>
+    <w:p/>
     <w:p>
-      <w:pPr>
-        <w:spacing w:before="240"/>
-      </w:pPr>
       <w:r>
         <w:rPr>
-          <w:rFonts w:ascii="Segoe UI" w:hAnsi="Segoe UI"/>
+          <w:rFonts w:ascii="Arial" w:hAnsi="Arial"/>
           <w:b/>
-          <w:color w:val="1E3A8A"/>
+          <w:color w:val="1A365D"/>
           <w:sz w:val="26"/>
         </w:rPr>
-        <w:lastRenderedPageBreak/>
         <w:t>Tabella delle Fonti e Certificazione</w:t>
       </w:r>
     </w:p>
     <w:tbl>
       <w:tblPr>
-        <w:tblW w:w="0" w:type="auto"/>
+        <w:tblW w:type="auto" w:w="0"/>
         <w:jc w:val="center"/>
-        <w:tblBorders>
-          <w:top w:val="single" w:sz="4" w:space="0" w:color="CBD5E1"/>
-          <w:bottom w:val="single" w:sz="4" w:space="0" w:color="CBD5E1"/>
-          <w:insideH w:val="single" w:sz="4" w:space="0" w:color="CBD5E1"/>
-          <w:insideV w:val="single" w:sz="4" w:space="0" w:color="CBD5E1"/>
-        </w:tblBorders>
-        <w:tblLook w:val="04A0" w:firstRow="1" w:lastRow="0" w:firstColumn="1" w:lastColumn="0" w:noHBand="0" w:noVBand="1"/>
+        <w:tblLook w:firstColumn="1" w:firstRow="1" w:lastColumn="0" w:lastRow="0" w:noHBand="0" w:noVBand="1" w:val="04A0"/>
       </w:tblPr>
       <w:tblGrid>
-        <w:gridCol w:w="2880"/>
-        <w:gridCol w:w="2880"/>
-        <w:gridCol w:w="2880"/>
+        <w:gridCol w:w="4819"/>
+        <w:gridCol w:w="4819"/>
       </w:tblGrid>
       <w:tr>
-        <w:trPr>
-          <w:jc w:val="center"/>
-        </w:trPr>
         <w:tc>
           <w:tcPr>
-            <w:tcW w:w="2880" w:type="dxa"/>
-            <w:shd w:val="clear" w:color="auto" w:fill="1E3A8A"/>
-            <w:tcMar>
-              <w:top w:w="140" w:type="dxa"/>
-              <w:left w:w="180" w:type="dxa"/>
-              <w:bottom w:w="140" w:type="dxa"/>
-              <w:right w:w="180" w:type="dxa"/>
-            </w:tcMar>
+            <w:tcW w:type="dxa" w:w="4819"/>
+            <w:shd w:fill="1A365D"/>
           </w:tcPr>
           <w:p>
-            <w:pPr>
-              <w:spacing w:before="40" w:after="40"/>
-            </w:pPr>
             <w:r>
               <w:rPr>
-                <w:rFonts w:ascii="Segoe UI" w:hAnsi="Segoe UI"/>
+                <w:rFonts w:ascii="Arial" w:hAnsi="Arial"/>
                 <w:b/>
                 <w:color w:val="FFFFFF"/>
-                <w:sz w:val="19"/>
+                <w:sz w:val="20"/>
               </w:rPr>
-              <w:t xml:space="preserve">Source / </w:t>
-            </w:r>
-            <w:proofErr w:type="spellStart"/>
-            <w:r>
-              <w:rPr>
-                <w:rFonts w:ascii="Segoe UI" w:hAnsi="Segoe UI"/>
-                <w:b/>
-                <w:color w:val="FFFFFF"/>
-                <w:sz w:val="19"/>
-              </w:rPr>
-              <w:t>Référence</w:t>
-            </w:r>
-            <w:proofErr w:type="spellEnd"/>
-            <w:r>
-              <w:rPr>
-                <w:rFonts w:ascii="Segoe UI" w:hAnsi="Segoe UI"/>
-                <w:b/>
-                <w:color w:val="FFFFFF"/>
-                <w:sz w:val="19"/>
-              </w:rPr>
-              <w:t xml:space="preserve"> </w:t>
-            </w:r>
-            <w:proofErr w:type="spellStart"/>
-            <w:r>
-              <w:rPr>
-                <w:rFonts w:ascii="Segoe UI" w:hAnsi="Segoe UI"/>
-                <w:b/>
-                <w:color w:val="FFFFFF"/>
-                <w:sz w:val="19"/>
-              </w:rPr>
-              <w:t>Historique</w:t>
-            </w:r>
-            <w:proofErr w:type="spellEnd"/>
-          </w:p>
-        </w:tc>
-        <w:tc>
-          <w:tcPr>
-            <w:tcW w:w="2880" w:type="dxa"/>
-            <w:shd w:val="clear" w:color="auto" w:fill="1E3A8A"/>
-            <w:tcMar>
-              <w:top w:w="140" w:type="dxa"/>
-              <w:left w:w="180" w:type="dxa"/>
-              <w:bottom w:w="140" w:type="dxa"/>
-              <w:right w:w="180" w:type="dxa"/>
-            </w:tcMar>
-          </w:tcPr>
-          <w:p>
-            <w:pPr>
-              <w:spacing w:before="40" w:after="40"/>
-            </w:pPr>
-            <w:proofErr w:type="spellStart"/>
-            <w:r>
-              <w:rPr>
-                <w:rFonts w:ascii="Segoe UI" w:hAnsi="Segoe UI"/>
-                <w:b/>
-                <w:color w:val="FFFFFF"/>
-                <w:sz w:val="19"/>
-              </w:rPr>
-              <w:t>Domaine</w:t>
-            </w:r>
-            <w:proofErr w:type="spellEnd"/>
-            <w:r>
-              <w:rPr>
-                <w:rFonts w:ascii="Segoe UI" w:hAnsi="Segoe UI"/>
-                <w:b/>
-                <w:color w:val="FFFFFF"/>
-                <w:sz w:val="19"/>
-              </w:rPr>
-              <w:t xml:space="preserve"> de </w:t>
-            </w:r>
-            <w:proofErr w:type="spellStart"/>
-            <w:r>
-              <w:rPr>
-                <w:rFonts w:ascii="Segoe UI" w:hAnsi="Segoe UI"/>
-                <w:b/>
-                <w:color w:val="FFFFFF"/>
-                <w:sz w:val="19"/>
-              </w:rPr>
-              <w:t>Vérification</w:t>
-            </w:r>
-            <w:proofErr w:type="spellEnd"/>
-          </w:p>
-        </w:tc>
-        <w:tc>
-          <w:tcPr>
-            <w:tcW w:w="2880" w:type="dxa"/>
-            <w:shd w:val="clear" w:color="auto" w:fill="1E3A8A"/>
-            <w:tcMar>
-              <w:top w:w="140" w:type="dxa"/>
-              <w:left w:w="180" w:type="dxa"/>
-              <w:bottom w:w="140" w:type="dxa"/>
-              <w:right w:w="180" w:type="dxa"/>
-            </w:tcMar>
-          </w:tcPr>
-          <w:p>
-            <w:pPr>
-              <w:spacing w:before="40" w:after="40"/>
-            </w:pPr>
-            <w:r>
-              <w:rPr>
-                <w:rFonts w:ascii="Segoe UI" w:hAnsi="Segoe UI"/>
-                <w:b/>
-                <w:color w:val="FFFFFF"/>
-                <w:sz w:val="19"/>
-              </w:rPr>
-              <w:t xml:space="preserve">Lien / </w:t>
-            </w:r>
-            <w:proofErr w:type="spellStart"/>
-            <w:r>
-              <w:rPr>
-                <w:rFonts w:ascii="Segoe UI" w:hAnsi="Segoe UI"/>
-                <w:b/>
-                <w:color w:val="FFFFFF"/>
-                <w:sz w:val="19"/>
-              </w:rPr>
-              <w:t>Certification</w:t>
-            </w:r>
-            <w:proofErr w:type="spellEnd"/>
-          </w:p>
-        </w:tc>
-      </w:tr>
-      <w:tr>
-        <w:trPr>
-          <w:jc w:val="center"/>
-        </w:trPr>
-        <w:tc>
-          <w:tcPr>
-            <w:tcW w:w="2880" w:type="dxa"/>
-            <w:shd w:val="clear" w:color="auto" w:fill="F8FAFC"/>
-            <w:tcMar>
-              <w:top w:w="140" w:type="dxa"/>
-              <w:left w:w="180" w:type="dxa"/>
-              <w:bottom w:w="140" w:type="dxa"/>
-              <w:right w:w="180" w:type="dxa"/>
-            </w:tcMar>
-          </w:tcPr>
-          <w:p>
-            <w:pPr>
-              <w:spacing w:before="40" w:after="40"/>
-            </w:pPr>
-            <w:proofErr w:type="spellStart"/>
-            <w:r>
-              <w:rPr>
-                <w:rFonts w:ascii="Segoe UI" w:hAnsi="Segoe UI"/>
-                <w:color w:val="334155"/>
-                <w:sz w:val="19"/>
-              </w:rPr>
-              <w:t>Surintendance</w:t>
-            </w:r>
-            <w:proofErr w:type="spellEnd"/>
-            <w:r>
-              <w:rPr>
-                <w:rFonts w:ascii="Segoe UI" w:hAnsi="Segoe UI"/>
-                <w:color w:val="334155"/>
-                <w:sz w:val="19"/>
-              </w:rPr>
-              <w:t xml:space="preserve"> de l'</w:t>
-            </w:r>
-            <w:proofErr w:type="spellStart"/>
-            <w:r>
-              <w:rPr>
-                <w:rFonts w:ascii="Segoe UI" w:hAnsi="Segoe UI"/>
-                <w:color w:val="334155"/>
-                <w:sz w:val="19"/>
-              </w:rPr>
-              <w:t>Archéologie</w:t>
-            </w:r>
-            <w:proofErr w:type="spellEnd"/>
-            <w:r>
-              <w:rPr>
-                <w:rFonts w:ascii="Segoe UI" w:hAnsi="Segoe UI"/>
-                <w:color w:val="334155"/>
-                <w:sz w:val="19"/>
-              </w:rPr>
-              <w:t xml:space="preserve">, </w:t>
-            </w:r>
-            <w:proofErr w:type="spellStart"/>
-            <w:r>
-              <w:rPr>
-                <w:rFonts w:ascii="Segoe UI" w:hAnsi="Segoe UI"/>
-                <w:color w:val="334155"/>
-                <w:sz w:val="19"/>
-              </w:rPr>
-              <w:t>des</w:t>
-            </w:r>
-            <w:proofErr w:type="spellEnd"/>
-            <w:r>
-              <w:rPr>
-                <w:rFonts w:ascii="Segoe UI" w:hAnsi="Segoe UI"/>
-                <w:color w:val="334155"/>
-                <w:sz w:val="19"/>
-              </w:rPr>
-              <w:t xml:space="preserve"> Beaux-Arts et </w:t>
-            </w:r>
-            <w:proofErr w:type="spellStart"/>
-            <w:r>
-              <w:rPr>
-                <w:rFonts w:ascii="Segoe UI" w:hAnsi="Segoe UI"/>
-                <w:color w:val="334155"/>
-                <w:sz w:val="19"/>
-              </w:rPr>
-              <w:t>du</w:t>
-            </w:r>
-            <w:proofErr w:type="spellEnd"/>
-            <w:r>
-              <w:rPr>
-                <w:rFonts w:ascii="Segoe UI" w:hAnsi="Segoe UI"/>
-                <w:color w:val="334155"/>
-                <w:sz w:val="19"/>
-              </w:rPr>
-              <w:t xml:space="preserve"> </w:t>
-            </w:r>
-            <w:proofErr w:type="spellStart"/>
-            <w:r>
-              <w:rPr>
-                <w:rFonts w:ascii="Segoe UI" w:hAnsi="Segoe UI"/>
-                <w:color w:val="334155"/>
-                <w:sz w:val="19"/>
-              </w:rPr>
-              <w:t>Paysage</w:t>
-            </w:r>
-            <w:proofErr w:type="spellEnd"/>
-            <w:r>
-              <w:rPr>
-                <w:rFonts w:ascii="Segoe UI" w:hAnsi="Segoe UI"/>
-                <w:color w:val="334155"/>
-                <w:sz w:val="19"/>
-              </w:rPr>
-              <w:t xml:space="preserve"> pour </w:t>
-            </w:r>
-            <w:proofErr w:type="gramStart"/>
-            <w:r>
-              <w:rPr>
-                <w:rFonts w:ascii="Segoe UI" w:hAnsi="Segoe UI"/>
-                <w:color w:val="334155"/>
-                <w:sz w:val="19"/>
-              </w:rPr>
-              <w:t>la ville</w:t>
-            </w:r>
-            <w:proofErr w:type="gramEnd"/>
-            <w:r>
-              <w:rPr>
-                <w:rFonts w:ascii="Segoe UI" w:hAnsi="Segoe UI"/>
-                <w:color w:val="334155"/>
-                <w:sz w:val="19"/>
-              </w:rPr>
-              <w:t xml:space="preserve"> </w:t>
-            </w:r>
-            <w:proofErr w:type="spellStart"/>
-            <w:r>
-              <w:rPr>
-                <w:rFonts w:ascii="Segoe UI" w:hAnsi="Segoe UI"/>
-                <w:color w:val="334155"/>
-                <w:sz w:val="19"/>
-              </w:rPr>
-              <w:t>métropolitaine</w:t>
-            </w:r>
-            <w:proofErr w:type="spellEnd"/>
-            <w:r>
-              <w:rPr>
-                <w:rFonts w:ascii="Segoe UI" w:hAnsi="Segoe UI"/>
-                <w:color w:val="334155"/>
-                <w:sz w:val="19"/>
-              </w:rPr>
-              <w:t xml:space="preserve"> de Bologne</w:t>
+              <w:t>Affermazione del testo</w:t>
             </w:r>
           </w:p>
         </w:tc>
         <w:tc>
           <w:tcPr>
-            <w:tcW w:w="2880" w:type="dxa"/>
-            <w:shd w:val="clear" w:color="auto" w:fill="F8FAFC"/>
-            <w:tcMar>
-              <w:top w:w="140" w:type="dxa"/>
-              <w:left w:w="180" w:type="dxa"/>
-              <w:bottom w:w="140" w:type="dxa"/>
-              <w:right w:w="180" w:type="dxa"/>
-            </w:tcMar>
+            <w:tcW w:type="dxa" w:w="4819"/>
+            <w:shd w:fill="1A365D"/>
           </w:tcPr>
           <w:p>
-            <w:pPr>
-              <w:spacing w:before="40" w:after="40"/>
-            </w:pPr>
-            <w:proofErr w:type="spellStart"/>
             <w:r>
               <w:rPr>
-                <w:rFonts w:ascii="Segoe UI" w:hAnsi="Segoe UI"/>
-                <w:color w:val="334155"/>
+                <w:rFonts w:ascii="Arial" w:hAnsi="Arial"/>
+                <w:b/>
+                <w:color w:val="FFFFFF"/>
+                <w:sz w:val="20"/>
+              </w:rPr>
+              <w:t>Fonte Certificata</w:t>
+            </w:r>
+          </w:p>
+        </w:tc>
+      </w:tr>
+      <w:tr>
+        <w:tc>
+          <w:tcPr>
+            <w:tcW w:type="dxa" w:w="4819"/>
+          </w:tcPr>
+          <w:p>
+            <w:r>
+              <w:rPr>
+                <w:rFonts w:ascii="Arial" w:hAnsi="Arial"/>
                 <w:sz w:val="19"/>
               </w:rPr>
-              <w:t>Protection</w:t>
-            </w:r>
-            <w:proofErr w:type="spellEnd"/>
-            <w:r>
-              <w:rPr>
-                <w:rFonts w:ascii="Segoe UI" w:hAnsi="Segoe UI"/>
-                <w:color w:val="334155"/>
-                <w:sz w:val="19"/>
-              </w:rPr>
-              <w:t xml:space="preserve"> et </w:t>
-            </w:r>
-            <w:proofErr w:type="spellStart"/>
-            <w:r>
-              <w:rPr>
-                <w:rFonts w:ascii="Segoe UI" w:hAnsi="Segoe UI"/>
-                <w:color w:val="334155"/>
-                <w:sz w:val="19"/>
-              </w:rPr>
-              <w:t>classement</w:t>
-            </w:r>
-            <w:proofErr w:type="spellEnd"/>
-            <w:r>
-              <w:rPr>
-                <w:rFonts w:ascii="Segoe UI" w:hAnsi="Segoe UI"/>
-                <w:color w:val="334155"/>
-                <w:sz w:val="19"/>
-              </w:rPr>
-              <w:t xml:space="preserve"> </w:t>
-            </w:r>
-            <w:proofErr w:type="spellStart"/>
-            <w:r>
-              <w:rPr>
-                <w:rFonts w:ascii="Segoe UI" w:hAnsi="Segoe UI"/>
-                <w:color w:val="334155"/>
-                <w:sz w:val="19"/>
-              </w:rPr>
-              <w:t>architectural</w:t>
-            </w:r>
-            <w:proofErr w:type="spellEnd"/>
-            <w:r>
-              <w:rPr>
-                <w:rFonts w:ascii="Segoe UI" w:hAnsi="Segoe UI"/>
-                <w:color w:val="334155"/>
-                <w:sz w:val="19"/>
-              </w:rPr>
-              <w:t xml:space="preserve"> </w:t>
-            </w:r>
-            <w:proofErr w:type="spellStart"/>
-            <w:r>
-              <w:rPr>
-                <w:rFonts w:ascii="Segoe UI" w:hAnsi="Segoe UI"/>
-                <w:color w:val="334155"/>
-                <w:sz w:val="19"/>
-              </w:rPr>
-              <w:t>du</w:t>
-            </w:r>
-            <w:proofErr w:type="spellEnd"/>
-            <w:r>
-              <w:rPr>
-                <w:rFonts w:ascii="Segoe UI" w:hAnsi="Segoe UI"/>
-                <w:color w:val="334155"/>
-                <w:sz w:val="19"/>
-              </w:rPr>
-              <w:t xml:space="preserve"> </w:t>
-            </w:r>
-            <w:proofErr w:type="spellStart"/>
-            <w:r>
-              <w:rPr>
-                <w:rFonts w:ascii="Segoe UI" w:hAnsi="Segoe UI"/>
-                <w:color w:val="334155"/>
-                <w:sz w:val="19"/>
-              </w:rPr>
-              <w:t>bâtiment</w:t>
-            </w:r>
-            <w:proofErr w:type="spellEnd"/>
-            <w:r>
-              <w:rPr>
-                <w:rFonts w:ascii="Segoe UI" w:hAnsi="Segoe UI"/>
-                <w:color w:val="334155"/>
-                <w:sz w:val="19"/>
-              </w:rPr>
-              <w:t xml:space="preserve"> </w:t>
-            </w:r>
-            <w:proofErr w:type="spellStart"/>
-            <w:r>
-              <w:rPr>
-                <w:rFonts w:ascii="Segoe UI" w:hAnsi="Segoe UI"/>
-                <w:color w:val="334155"/>
-                <w:sz w:val="19"/>
-              </w:rPr>
-              <w:t>situé</w:t>
-            </w:r>
-            <w:proofErr w:type="spellEnd"/>
-            <w:r>
-              <w:rPr>
-                <w:rFonts w:ascii="Segoe UI" w:hAnsi="Segoe UI"/>
-                <w:color w:val="334155"/>
-                <w:sz w:val="19"/>
-              </w:rPr>
-              <w:t xml:space="preserve"> Via San Carlo 19</w:t>
+              <w:t>Surintendance de l'Archéologie, des Beaux-Arts et du Paysage pour la ville métropolitaine de Bologne</w:t>
             </w:r>
           </w:p>
         </w:tc>
         <w:tc>
           <w:tcPr>
-            <w:tcW w:w="2880" w:type="dxa"/>
-            <w:shd w:val="clear" w:color="auto" w:fill="F8FAFC"/>
-            <w:tcMar>
-              <w:top w:w="140" w:type="dxa"/>
-              <w:left w:w="180" w:type="dxa"/>
-              <w:bottom w:w="140" w:type="dxa"/>
-              <w:right w:w="180" w:type="dxa"/>
-            </w:tcMar>
+            <w:tcW w:type="dxa" w:w="4819"/>
           </w:tcPr>
           <w:p>
-            <w:pPr>
-              <w:spacing w:before="40" w:after="40"/>
-            </w:pPr>
             <w:r>
               <w:rPr>
-                <w:rFonts w:ascii="Segoe UI" w:hAnsi="Segoe UI"/>
-                <w:color w:val="2563EB"/>
+                <w:rFonts w:ascii="Arial" w:hAnsi="Arial"/>
                 <w:sz w:val="19"/>
-                <w:u w:val="single"/>
               </w:rPr>
-              <w:t xml:space="preserve">SABAP Bologne - </w:t>
+              <w:t>Protection et classement architectural du bâtiment situé Via San Carlo 19</w:t>
             </w:r>
-            <w:proofErr w:type="spellStart"/>
-            <w:r>
-              <w:rPr>
-                <w:rFonts w:ascii="Segoe UI" w:hAnsi="Segoe UI"/>
-                <w:color w:val="2563EB"/>
-                <w:sz w:val="19"/>
-                <w:u w:val="single"/>
-              </w:rPr>
-              <w:t>Catalogue</w:t>
-            </w:r>
-            <w:proofErr w:type="spellEnd"/>
-            <w:r>
-              <w:rPr>
-                <w:rFonts w:ascii="Segoe UI" w:hAnsi="Segoe UI"/>
-                <w:color w:val="2563EB"/>
-                <w:sz w:val="19"/>
-                <w:u w:val="single"/>
-              </w:rPr>
-              <w:t xml:space="preserve"> </w:t>
-            </w:r>
-            <w:proofErr w:type="spellStart"/>
-            <w:r>
-              <w:rPr>
-                <w:rFonts w:ascii="Segoe UI" w:hAnsi="Segoe UI"/>
-                <w:color w:val="2563EB"/>
-                <w:sz w:val="19"/>
-                <w:u w:val="single"/>
-              </w:rPr>
-              <w:t>du</w:t>
-            </w:r>
-            <w:proofErr w:type="spellEnd"/>
-            <w:r>
-              <w:rPr>
-                <w:rFonts w:ascii="Segoe UI" w:hAnsi="Segoe UI"/>
-                <w:color w:val="2563EB"/>
-                <w:sz w:val="19"/>
-                <w:u w:val="single"/>
-              </w:rPr>
-              <w:t xml:space="preserve"> </w:t>
-            </w:r>
-            <w:proofErr w:type="spellStart"/>
-            <w:r>
-              <w:rPr>
-                <w:rFonts w:ascii="Segoe UI" w:hAnsi="Segoe UI"/>
-                <w:color w:val="2563EB"/>
-                <w:sz w:val="19"/>
-                <w:u w:val="single"/>
-              </w:rPr>
-              <w:t>Patrimoine</w:t>
-            </w:r>
-            <w:proofErr w:type="spellEnd"/>
           </w:p>
         </w:tc>
       </w:tr>
       <w:tr>
-        <w:trPr>
-          <w:jc w:val="center"/>
-        </w:trPr>
         <w:tc>
           <w:tcPr>
-            <w:tcW w:w="2880" w:type="dxa"/>
-            <w:shd w:val="clear" w:color="auto" w:fill="FFFFFF"/>
-            <w:tcMar>
-              <w:top w:w="140" w:type="dxa"/>
-              <w:left w:w="180" w:type="dxa"/>
-              <w:bottom w:w="140" w:type="dxa"/>
-              <w:right w:w="180" w:type="dxa"/>
-            </w:tcMar>
+            <w:tcW w:type="dxa" w:w="4819"/>
           </w:tcPr>
           <w:p>
-            <w:pPr>
-              <w:spacing w:before="40" w:after="40"/>
-            </w:pPr>
-            <w:proofErr w:type="spellStart"/>
             <w:r>
               <w:rPr>
-                <w:rFonts w:ascii="Segoe UI" w:hAnsi="Segoe UI"/>
-                <w:color w:val="334155"/>
+                <w:rFonts w:ascii="Arial" w:hAnsi="Arial"/>
                 <w:sz w:val="19"/>
               </w:rPr>
-              <w:t>Dictionnaire</w:t>
-            </w:r>
-            <w:proofErr w:type="spellEnd"/>
-            <w:r>
-              <w:rPr>
-                <w:rFonts w:ascii="Segoe UI" w:hAnsi="Segoe UI"/>
-                <w:color w:val="334155"/>
-                <w:sz w:val="19"/>
-              </w:rPr>
-              <w:t xml:space="preserve"> </w:t>
-            </w:r>
-            <w:proofErr w:type="spellStart"/>
-            <w:r>
-              <w:rPr>
-                <w:rFonts w:ascii="Segoe UI" w:hAnsi="Segoe UI"/>
-                <w:color w:val="334155"/>
-                <w:sz w:val="19"/>
-              </w:rPr>
-              <w:t>Biographique</w:t>
-            </w:r>
-            <w:proofErr w:type="spellEnd"/>
-            <w:r>
-              <w:rPr>
-                <w:rFonts w:ascii="Segoe UI" w:hAnsi="Segoe UI"/>
-                <w:color w:val="334155"/>
-                <w:sz w:val="19"/>
-              </w:rPr>
-              <w:t xml:space="preserve"> </w:t>
-            </w:r>
-            <w:proofErr w:type="spellStart"/>
-            <w:r>
-              <w:rPr>
-                <w:rFonts w:ascii="Segoe UI" w:hAnsi="Segoe UI"/>
-                <w:color w:val="334155"/>
-                <w:sz w:val="19"/>
-              </w:rPr>
-              <w:t>des</w:t>
-            </w:r>
-            <w:proofErr w:type="spellEnd"/>
-            <w:r>
-              <w:rPr>
-                <w:rFonts w:ascii="Segoe UI" w:hAnsi="Segoe UI"/>
-                <w:color w:val="334155"/>
-                <w:sz w:val="19"/>
-              </w:rPr>
-              <w:t xml:space="preserve"> </w:t>
-            </w:r>
-            <w:proofErr w:type="spellStart"/>
-            <w:r>
-              <w:rPr>
-                <w:rFonts w:ascii="Segoe UI" w:hAnsi="Segoe UI"/>
-                <w:color w:val="334155"/>
-                <w:sz w:val="19"/>
-              </w:rPr>
-              <w:t>Italiens</w:t>
-            </w:r>
-            <w:proofErr w:type="spellEnd"/>
-            <w:r>
-              <w:rPr>
-                <w:rFonts w:ascii="Segoe UI" w:hAnsi="Segoe UI"/>
-                <w:color w:val="334155"/>
-                <w:sz w:val="19"/>
-              </w:rPr>
-              <w:t xml:space="preserve"> (Treccani) - Volume 20</w:t>
+              <w:t>Dictionnaire Biographique des Italiens (Treccani) - Volume 20</w:t>
             </w:r>
           </w:p>
         </w:tc>
         <w:tc>
           <w:tcPr>
-            <w:tcW w:w="2880" w:type="dxa"/>
-            <w:shd w:val="clear" w:color="auto" w:fill="FFFFFF"/>
-            <w:tcMar>
-              <w:top w:w="140" w:type="dxa"/>
-              <w:left w:w="180" w:type="dxa"/>
-              <w:bottom w:w="140" w:type="dxa"/>
-              <w:right w:w="180" w:type="dxa"/>
-            </w:tcMar>
+            <w:tcW w:type="dxa" w:w="4819"/>
           </w:tcPr>
           <w:p>
-            <w:pPr>
-              <w:spacing w:before="40" w:after="40"/>
-            </w:pPr>
-            <w:proofErr w:type="spellStart"/>
             <w:r>
               <w:rPr>
-                <w:rFonts w:ascii="Segoe UI" w:hAnsi="Segoe UI"/>
-                <w:color w:val="334155"/>
+                <w:rFonts w:ascii="Arial" w:hAnsi="Arial"/>
                 <w:sz w:val="19"/>
               </w:rPr>
-              <w:t>Vérification</w:t>
+              <w:t>Vérification des dates biographiques de Ludovico Carracci (1555–1619)</w:t>
             </w:r>
-            <w:proofErr w:type="spellEnd"/>
+          </w:p>
+        </w:tc>
+      </w:tr>
+      <w:tr>
+        <w:tc>
+          <w:tcPr>
+            <w:tcW w:type="dxa" w:w="4819"/>
+          </w:tcPr>
+          <w:p>
             <w:r>
               <w:rPr>
-                <w:rFonts w:ascii="Segoe UI" w:hAnsi="Segoe UI"/>
-                <w:color w:val="334155"/>
+                <w:rFonts w:ascii="Arial" w:hAnsi="Arial"/>
                 <w:sz w:val="19"/>
               </w:rPr>
-              <w:t xml:space="preserve"> </w:t>
-            </w:r>
-            <w:proofErr w:type="spellStart"/>
-            <w:r>
-              <w:rPr>
-                <w:rFonts w:ascii="Segoe UI" w:hAnsi="Segoe UI"/>
-                <w:color w:val="334155"/>
-                <w:sz w:val="19"/>
-              </w:rPr>
-              <w:t>des</w:t>
-            </w:r>
-            <w:proofErr w:type="spellEnd"/>
-            <w:r>
-              <w:rPr>
-                <w:rFonts w:ascii="Segoe UI" w:hAnsi="Segoe UI"/>
-                <w:color w:val="334155"/>
-                <w:sz w:val="19"/>
-              </w:rPr>
-              <w:t xml:space="preserve"> </w:t>
-            </w:r>
-            <w:proofErr w:type="spellStart"/>
-            <w:r>
-              <w:rPr>
-                <w:rFonts w:ascii="Segoe UI" w:hAnsi="Segoe UI"/>
-                <w:color w:val="334155"/>
-                <w:sz w:val="19"/>
-              </w:rPr>
-              <w:t>dates</w:t>
-            </w:r>
-            <w:proofErr w:type="spellEnd"/>
-            <w:r>
-              <w:rPr>
-                <w:rFonts w:ascii="Segoe UI" w:hAnsi="Segoe UI"/>
-                <w:color w:val="334155"/>
-                <w:sz w:val="19"/>
-              </w:rPr>
-              <w:t xml:space="preserve"> </w:t>
-            </w:r>
-            <w:proofErr w:type="spellStart"/>
-            <w:r>
-              <w:rPr>
-                <w:rFonts w:ascii="Segoe UI" w:hAnsi="Segoe UI"/>
-                <w:color w:val="334155"/>
-                <w:sz w:val="19"/>
-              </w:rPr>
-              <w:t>biographiques</w:t>
-            </w:r>
-            <w:proofErr w:type="spellEnd"/>
-            <w:r>
-              <w:rPr>
-                <w:rFonts w:ascii="Segoe UI" w:hAnsi="Segoe UI"/>
-                <w:color w:val="334155"/>
-                <w:sz w:val="19"/>
-              </w:rPr>
-              <w:t xml:space="preserve"> de Ludovico Carracci (1555–1619)</w:t>
+              <w:t>Bibliothèque Salaborsa - Chronologie de Bologne</w:t>
             </w:r>
           </w:p>
         </w:tc>
         <w:tc>
           <w:tcPr>
-            <w:tcW w:w="2880" w:type="dxa"/>
-            <w:shd w:val="clear" w:color="auto" w:fill="FFFFFF"/>
-            <w:tcMar>
-              <w:top w:w="140" w:type="dxa"/>
-              <w:left w:w="180" w:type="dxa"/>
-              <w:bottom w:w="140" w:type="dxa"/>
-              <w:right w:w="180" w:type="dxa"/>
-            </w:tcMar>
+            <w:tcW w:type="dxa" w:w="4819"/>
           </w:tcPr>
           <w:p>
-            <w:pPr>
-              <w:spacing w:before="40" w:after="40"/>
-            </w:pPr>
             <w:r>
               <w:rPr>
-                <w:rFonts w:ascii="Segoe UI" w:hAnsi="Segoe UI"/>
-                <w:color w:val="2563EB"/>
+                <w:rFonts w:ascii="Arial" w:hAnsi="Arial"/>
                 <w:sz w:val="19"/>
-                <w:u w:val="single"/>
               </w:rPr>
-              <w:t>Treccani - Ludovico Carracci</w:t>
+              <w:t>Histoire de l'Accademia degli Incamminati et sièges historiques des Carracci</w:t>
             </w:r>
           </w:p>
         </w:tc>
       </w:tr>
       <w:tr>
-        <w:trPr>
-          <w:jc w:val="center"/>
-        </w:trPr>
         <w:tc>
           <w:tcPr>
-            <w:tcW w:w="2880" w:type="dxa"/>
-            <w:shd w:val="clear" w:color="auto" w:fill="F8FAFC"/>
-            <w:tcMar>
-              <w:top w:w="140" w:type="dxa"/>
-              <w:left w:w="180" w:type="dxa"/>
-              <w:bottom w:w="140" w:type="dxa"/>
-              <w:right w:w="180" w:type="dxa"/>
-            </w:tcMar>
+            <w:tcW w:type="dxa" w:w="4819"/>
           </w:tcPr>
           <w:p>
-            <w:pPr>
-              <w:spacing w:before="40" w:after="40"/>
-            </w:pPr>
             <w:r>
               <w:rPr>
-                <w:rFonts w:ascii="Segoe UI" w:hAnsi="Segoe UI"/>
-                <w:color w:val="334155"/>
+                <w:rFonts w:ascii="Arial" w:hAnsi="Arial"/>
                 <w:sz w:val="19"/>
               </w:rPr>
-              <w:t xml:space="preserve">Bibliothèque Salaborsa - </w:t>
-            </w:r>
-            <w:proofErr w:type="spellStart"/>
-            <w:r>
-              <w:rPr>
-                <w:rFonts w:ascii="Segoe UI" w:hAnsi="Segoe UI"/>
-                <w:color w:val="334155"/>
-                <w:sz w:val="19"/>
-              </w:rPr>
-              <w:t>Chronologie</w:t>
-            </w:r>
-            <w:proofErr w:type="spellEnd"/>
-            <w:r>
-              <w:rPr>
-                <w:rFonts w:ascii="Segoe UI" w:hAnsi="Segoe UI"/>
-                <w:color w:val="334155"/>
-                <w:sz w:val="19"/>
-              </w:rPr>
-              <w:t xml:space="preserve"> de Bologne</w:t>
+              <w:t>Direction Générale des Archives - Archives d'État de Bologne</w:t>
             </w:r>
           </w:p>
         </w:tc>
         <w:tc>
           <w:tcPr>
-            <w:tcW w:w="2880" w:type="dxa"/>
-            <w:shd w:val="clear" w:color="auto" w:fill="F8FAFC"/>
-            <w:tcMar>
-              <w:top w:w="140" w:type="dxa"/>
-              <w:left w:w="180" w:type="dxa"/>
-              <w:bottom w:w="140" w:type="dxa"/>
-              <w:right w:w="180" w:type="dxa"/>
-            </w:tcMar>
+            <w:tcW w:type="dxa" w:w="4819"/>
           </w:tcPr>
           <w:p>
-            <w:pPr>
-              <w:spacing w:before="40" w:after="40"/>
-            </w:pPr>
             <w:r>
               <w:rPr>
-                <w:rFonts w:ascii="Segoe UI" w:hAnsi="Segoe UI"/>
-                <w:color w:val="334155"/>
+                <w:rFonts w:ascii="Arial" w:hAnsi="Arial"/>
                 <w:sz w:val="19"/>
               </w:rPr>
-              <w:t xml:space="preserve">Histoire de l'Accademia degli Incamminati et </w:t>
+              <w:t>Documentation cadastrale et propriétés historiques de la Via Rolandino et Via San Carlo</w:t>
             </w:r>
-            <w:proofErr w:type="spellStart"/>
-            <w:r>
-              <w:rPr>
-                <w:rFonts w:ascii="Segoe UI" w:hAnsi="Segoe UI"/>
-                <w:color w:val="334155"/>
-                <w:sz w:val="19"/>
-              </w:rPr>
-              <w:t>sièges</w:t>
-            </w:r>
-            <w:proofErr w:type="spellEnd"/>
-            <w:r>
-              <w:rPr>
-                <w:rFonts w:ascii="Segoe UI" w:hAnsi="Segoe UI"/>
-                <w:color w:val="334155"/>
-                <w:sz w:val="19"/>
-              </w:rPr>
-              <w:t xml:space="preserve"> </w:t>
-            </w:r>
-            <w:proofErr w:type="spellStart"/>
-            <w:r>
-              <w:rPr>
-                <w:rFonts w:ascii="Segoe UI" w:hAnsi="Segoe UI"/>
-                <w:color w:val="334155"/>
-                <w:sz w:val="19"/>
-              </w:rPr>
-              <w:t>historiques</w:t>
-            </w:r>
-            <w:proofErr w:type="spellEnd"/>
-            <w:r>
-              <w:rPr>
-                <w:rFonts w:ascii="Segoe UI" w:hAnsi="Segoe UI"/>
-                <w:color w:val="334155"/>
-                <w:sz w:val="19"/>
-              </w:rPr>
-              <w:t xml:space="preserve"> </w:t>
-            </w:r>
-            <w:proofErr w:type="spellStart"/>
-            <w:r>
-              <w:rPr>
-                <w:rFonts w:ascii="Segoe UI" w:hAnsi="Segoe UI"/>
-                <w:color w:val="334155"/>
-                <w:sz w:val="19"/>
-              </w:rPr>
-              <w:t>des</w:t>
-            </w:r>
-            <w:proofErr w:type="spellEnd"/>
-            <w:r>
-              <w:rPr>
-                <w:rFonts w:ascii="Segoe UI" w:hAnsi="Segoe UI"/>
-                <w:color w:val="334155"/>
-                <w:sz w:val="19"/>
-              </w:rPr>
-              <w:t xml:space="preserve"> Carracci</w:t>
-            </w:r>
-          </w:p>
-        </w:tc>
-        <w:tc>
-          <w:tcPr>
-            <w:tcW w:w="2880" w:type="dxa"/>
-            <w:shd w:val="clear" w:color="auto" w:fill="F8FAFC"/>
-            <w:tcMar>
-              <w:top w:w="140" w:type="dxa"/>
-              <w:left w:w="180" w:type="dxa"/>
-              <w:bottom w:w="140" w:type="dxa"/>
-              <w:right w:w="180" w:type="dxa"/>
-            </w:tcMar>
-          </w:tcPr>
-          <w:p>
-            <w:pPr>
-              <w:spacing w:before="40" w:after="40"/>
-            </w:pPr>
-            <w:r>
-              <w:rPr>
-                <w:rFonts w:ascii="Segoe UI" w:hAnsi="Segoe UI"/>
-                <w:color w:val="2563EB"/>
-                <w:sz w:val="19"/>
-                <w:u w:val="single"/>
-              </w:rPr>
-              <w:t xml:space="preserve">Salaborsa - </w:t>
-            </w:r>
-            <w:proofErr w:type="spellStart"/>
-            <w:r>
-              <w:rPr>
-                <w:rFonts w:ascii="Segoe UI" w:hAnsi="Segoe UI"/>
-                <w:color w:val="2563EB"/>
-                <w:sz w:val="19"/>
-                <w:u w:val="single"/>
-              </w:rPr>
-              <w:t>Chronologie</w:t>
-            </w:r>
-            <w:proofErr w:type="spellEnd"/>
-          </w:p>
-        </w:tc>
-      </w:tr>
-      <w:tr>
-        <w:trPr>
-          <w:jc w:val="center"/>
-        </w:trPr>
-        <w:tc>
-          <w:tcPr>
-            <w:tcW w:w="2880" w:type="dxa"/>
-            <w:shd w:val="clear" w:color="auto" w:fill="FFFFFF"/>
-            <w:tcMar>
-              <w:top w:w="140" w:type="dxa"/>
-              <w:left w:w="180" w:type="dxa"/>
-              <w:bottom w:w="140" w:type="dxa"/>
-              <w:right w:w="180" w:type="dxa"/>
-            </w:tcMar>
-          </w:tcPr>
-          <w:p>
-            <w:pPr>
-              <w:spacing w:before="40" w:after="40"/>
-            </w:pPr>
-            <w:proofErr w:type="spellStart"/>
-            <w:r>
-              <w:rPr>
-                <w:rFonts w:ascii="Segoe UI" w:hAnsi="Segoe UI"/>
-                <w:color w:val="334155"/>
-                <w:sz w:val="19"/>
-              </w:rPr>
-              <w:t>Direction</w:t>
-            </w:r>
-            <w:proofErr w:type="spellEnd"/>
-            <w:r>
-              <w:rPr>
-                <w:rFonts w:ascii="Segoe UI" w:hAnsi="Segoe UI"/>
-                <w:color w:val="334155"/>
-                <w:sz w:val="19"/>
-              </w:rPr>
-              <w:t xml:space="preserve"> Générale </w:t>
-            </w:r>
-            <w:proofErr w:type="spellStart"/>
-            <w:r>
-              <w:rPr>
-                <w:rFonts w:ascii="Segoe UI" w:hAnsi="Segoe UI"/>
-                <w:color w:val="334155"/>
-                <w:sz w:val="19"/>
-              </w:rPr>
-              <w:t>des</w:t>
-            </w:r>
-            <w:proofErr w:type="spellEnd"/>
-            <w:r>
-              <w:rPr>
-                <w:rFonts w:ascii="Segoe UI" w:hAnsi="Segoe UI"/>
-                <w:color w:val="334155"/>
-                <w:sz w:val="19"/>
-              </w:rPr>
-              <w:t xml:space="preserve"> Archives - Archives d'</w:t>
-            </w:r>
-            <w:proofErr w:type="spellStart"/>
-            <w:r>
-              <w:rPr>
-                <w:rFonts w:ascii="Segoe UI" w:hAnsi="Segoe UI"/>
-                <w:color w:val="334155"/>
-                <w:sz w:val="19"/>
-              </w:rPr>
-              <w:t>État</w:t>
-            </w:r>
-            <w:proofErr w:type="spellEnd"/>
-            <w:r>
-              <w:rPr>
-                <w:rFonts w:ascii="Segoe UI" w:hAnsi="Segoe UI"/>
-                <w:color w:val="334155"/>
-                <w:sz w:val="19"/>
-              </w:rPr>
-              <w:t xml:space="preserve"> de Bologne</w:t>
-            </w:r>
-          </w:p>
-        </w:tc>
-        <w:tc>
-          <w:tcPr>
-            <w:tcW w:w="2880" w:type="dxa"/>
-            <w:shd w:val="clear" w:color="auto" w:fill="FFFFFF"/>
-            <w:tcMar>
-              <w:top w:w="140" w:type="dxa"/>
-              <w:left w:w="180" w:type="dxa"/>
-              <w:bottom w:w="140" w:type="dxa"/>
-              <w:right w:w="180" w:type="dxa"/>
-            </w:tcMar>
-          </w:tcPr>
-          <w:p>
-            <w:pPr>
-              <w:spacing w:before="40" w:after="40"/>
-            </w:pPr>
-            <w:proofErr w:type="spellStart"/>
-            <w:r>
-              <w:rPr>
-                <w:rFonts w:ascii="Segoe UI" w:hAnsi="Segoe UI"/>
-                <w:color w:val="334155"/>
-                <w:sz w:val="19"/>
-              </w:rPr>
-              <w:t>Documentation</w:t>
-            </w:r>
-            <w:proofErr w:type="spellEnd"/>
-            <w:r>
-              <w:rPr>
-                <w:rFonts w:ascii="Segoe UI" w:hAnsi="Segoe UI"/>
-                <w:color w:val="334155"/>
-                <w:sz w:val="19"/>
-              </w:rPr>
-              <w:t xml:space="preserve"> </w:t>
-            </w:r>
-            <w:proofErr w:type="spellStart"/>
-            <w:r>
-              <w:rPr>
-                <w:rFonts w:ascii="Segoe UI" w:hAnsi="Segoe UI"/>
-                <w:color w:val="334155"/>
-                <w:sz w:val="19"/>
-              </w:rPr>
-              <w:t>cadastrale</w:t>
-            </w:r>
-            <w:proofErr w:type="spellEnd"/>
-            <w:r>
-              <w:rPr>
-                <w:rFonts w:ascii="Segoe UI" w:hAnsi="Segoe UI"/>
-                <w:color w:val="334155"/>
-                <w:sz w:val="19"/>
-              </w:rPr>
-              <w:t xml:space="preserve"> et </w:t>
-            </w:r>
-            <w:proofErr w:type="spellStart"/>
-            <w:r>
-              <w:rPr>
-                <w:rFonts w:ascii="Segoe UI" w:hAnsi="Segoe UI"/>
-                <w:color w:val="334155"/>
-                <w:sz w:val="19"/>
-              </w:rPr>
-              <w:t>propriétés</w:t>
-            </w:r>
-            <w:proofErr w:type="spellEnd"/>
-            <w:r>
-              <w:rPr>
-                <w:rFonts w:ascii="Segoe UI" w:hAnsi="Segoe UI"/>
-                <w:color w:val="334155"/>
-                <w:sz w:val="19"/>
-              </w:rPr>
-              <w:t xml:space="preserve"> </w:t>
-            </w:r>
-            <w:proofErr w:type="spellStart"/>
-            <w:r>
-              <w:rPr>
-                <w:rFonts w:ascii="Segoe UI" w:hAnsi="Segoe UI"/>
-                <w:color w:val="334155"/>
-                <w:sz w:val="19"/>
-              </w:rPr>
-              <w:t>historiques</w:t>
-            </w:r>
-            <w:proofErr w:type="spellEnd"/>
-            <w:r>
-              <w:rPr>
-                <w:rFonts w:ascii="Segoe UI" w:hAnsi="Segoe UI"/>
-                <w:color w:val="334155"/>
-                <w:sz w:val="19"/>
-              </w:rPr>
-              <w:t xml:space="preserve"> de la Via Rolandino et Via San Carlo</w:t>
-            </w:r>
-          </w:p>
-        </w:tc>
-        <w:tc>
-          <w:tcPr>
-            <w:tcW w:w="2880" w:type="dxa"/>
-            <w:shd w:val="clear" w:color="auto" w:fill="FFFFFF"/>
-            <w:tcMar>
-              <w:top w:w="140" w:type="dxa"/>
-              <w:left w:w="180" w:type="dxa"/>
-              <w:bottom w:w="140" w:type="dxa"/>
-              <w:right w:w="180" w:type="dxa"/>
-            </w:tcMar>
-          </w:tcPr>
-          <w:p>
-            <w:pPr>
-              <w:spacing w:before="40" w:after="40"/>
-            </w:pPr>
-            <w:r>
-              <w:rPr>
-                <w:rFonts w:ascii="Segoe UI" w:hAnsi="Segoe UI"/>
-                <w:color w:val="2563EB"/>
-                <w:sz w:val="19"/>
-                <w:u w:val="single"/>
-              </w:rPr>
-              <w:t xml:space="preserve">ASBO - Archives </w:t>
-            </w:r>
-            <w:proofErr w:type="spellStart"/>
-            <w:r>
-              <w:rPr>
-                <w:rFonts w:ascii="Segoe UI" w:hAnsi="Segoe UI"/>
-                <w:color w:val="2563EB"/>
-                <w:sz w:val="19"/>
-                <w:u w:val="single"/>
-              </w:rPr>
-              <w:t>Historiques</w:t>
-            </w:r>
-            <w:proofErr w:type="spellEnd"/>
           </w:p>
         </w:tc>
       </w:tr>
     </w:tbl>
-    <w:p/>
-    <w:p/>
     <w:sectPr>
       <w:pgSz w:w="11906" w:h="16838"/>
       <w:pgMar w:top="1417" w:right="1134" w:bottom="1134" w:left="1134" w:header="708" w:footer="708" w:gutter="0"/>
